--- a/docs/01_HTML_기초.docx
+++ b/docs/01_HTML_기초.docx
@@ -7,8 +7,6 @@
         <w:spacing w:before="600"/>
         <w:jc w:val="center"/>
       </w:pPr>
-      <w:bookmarkStart w:id="0" w:name="_GoBack"/>
-      <w:bookmarkEnd w:id="0"/>
       <w:r>
         <w:rPr>
           <w:b/>
@@ -25,6 +23,7 @@
         <w:spacing w:before="80"/>
         <w:jc w:val="center"/>
       </w:pPr>
+      <w:proofErr w:type="spellStart"/>
       <w:r>
         <w:rPr>
           <w:b/>
@@ -33,7 +32,18 @@
           <w:sz w:val="26"/>
           <w:szCs w:val="26"/>
         </w:rPr>
-        <w:t>웹페이지의 뼈대를 세우는 법</w:t>
+        <w:t>웹페이지의</w:t>
+      </w:r>
+      <w:proofErr w:type="spellEnd"/>
+      <w:r>
+        <w:rPr>
+          <w:b/>
+          <w:bCs/>
+          <w:color w:val="2E5496"/>
+          <w:sz w:val="26"/>
+          <w:szCs w:val="26"/>
+        </w:rPr>
+        <w:t xml:space="preserve"> 뼈대를 세우는 법</w:t>
       </w:r>
     </w:p>
     <w:p>
@@ -45,25 +55,29 @@
         <w:rPr>
           <w:color w:val="666666"/>
         </w:rPr>
-        <w:t>「처음 시작하는 프론트엔드」 부속 자료 · 1권</w:t>
-      </w:r>
-    </w:p>
-    <w:p>
-      <w:pPr>
-        <w:spacing w:before="60"/>
-        <w:jc w:val="center"/>
-      </w:pPr>
+        <w:t xml:space="preserve">「처음 시작하는 </w:t>
+      </w:r>
+      <w:proofErr w:type="spellStart"/>
       <w:r>
         <w:rPr>
           <w:color w:val="666666"/>
         </w:rPr>
-        <w:t>예상 학습 시간 40분 · 실습 1-1 이전에 읽으세요</w:t>
+        <w:t>프론트엔드</w:t>
+      </w:r>
+      <w:proofErr w:type="spellEnd"/>
+      <w:r>
+        <w:rPr>
+          <w:color w:val="666666"/>
+        </w:rPr>
+        <w:t>」 부속 자료 · 1권</w:t>
       </w:r>
     </w:p>
     <w:p>
       <w:pPr>
         <w:spacing w:after="240"/>
       </w:pPr>
+      <w:bookmarkStart w:id="0" w:name="_GoBack"/>
+      <w:bookmarkEnd w:id="0"/>
     </w:p>
     <w:p>
       <w:pPr>
@@ -90,7 +104,15 @@
         <w:spacing w:after="80"/>
       </w:pPr>
       <w:r>
-        <w:t>본 교재 「처음 시작하는 프론트엔드」는 실습을 따라가며 필요한 개념만 그때그때 설명합니다. 그래서 HTML 문법 자체가 처음이라면 중간에 "이 태그는 왜 쓰는 거지?" 하고 막히는 순간이 옵니다. 이 문서는 그 공백을 메우기 위한 자료입니다.</w:t>
+        <w:t xml:space="preserve">본 교재 「처음 시작하는 </w:t>
+      </w:r>
+      <w:proofErr w:type="spellStart"/>
+      <w:r>
+        <w:t>프론트엔드」는</w:t>
+      </w:r>
+      <w:proofErr w:type="spellEnd"/>
+      <w:r>
+        <w:t xml:space="preserve"> 실습을 따라가며 필요한 개념만 그때그때 설명합니다. 그래서 HTML 문법 자체가 처음이라면 중간에 "이 태그는 왜 쓰는 거지?" 하고 막히는 순간이 옵니다. 이 문서는 그 공백을 메우기 위한 자료입니다.</w:t>
       </w:r>
     </w:p>
     <w:p>
@@ -217,12 +239,21 @@
             <w:pPr>
               <w:spacing w:line="260" w:lineRule="auto"/>
             </w:pPr>
-            <w:r>
-              <w:rPr>
-                <w:sz w:val="18"/>
-                <w:szCs w:val="18"/>
-              </w:rPr>
-              <w:t>2장  문서의 기본 구조</w:t>
+            <w:proofErr w:type="gramStart"/>
+            <w:r>
+              <w:rPr>
+                <w:sz w:val="18"/>
+                <w:szCs w:val="18"/>
+              </w:rPr>
+              <w:t>2장  문서의</w:t>
+            </w:r>
+            <w:proofErr w:type="gramEnd"/>
+            <w:r>
+              <w:rPr>
+                <w:sz w:val="18"/>
+                <w:szCs w:val="18"/>
+              </w:rPr>
+              <w:t xml:space="preserve"> 기본 구조</w:t>
             </w:r>
           </w:p>
         </w:tc>
@@ -270,12 +301,21 @@
             <w:pPr>
               <w:spacing w:line="260" w:lineRule="auto"/>
             </w:pPr>
-            <w:r>
-              <w:rPr>
-                <w:sz w:val="18"/>
-                <w:szCs w:val="18"/>
-              </w:rPr>
-              <w:t>3장  텍스트 태그</w:t>
+            <w:proofErr w:type="gramStart"/>
+            <w:r>
+              <w:rPr>
+                <w:sz w:val="18"/>
+                <w:szCs w:val="18"/>
+              </w:rPr>
+              <w:t>3장  텍스트</w:t>
+            </w:r>
+            <w:proofErr w:type="gramEnd"/>
+            <w:r>
+              <w:rPr>
+                <w:sz w:val="18"/>
+                <w:szCs w:val="18"/>
+              </w:rPr>
+              <w:t xml:space="preserve"> 태그</w:t>
             </w:r>
           </w:p>
         </w:tc>
@@ -323,12 +363,21 @@
             <w:pPr>
               <w:spacing w:line="260" w:lineRule="auto"/>
             </w:pPr>
-            <w:r>
-              <w:rPr>
-                <w:sz w:val="18"/>
-                <w:szCs w:val="18"/>
-              </w:rPr>
-              <w:t>4장  목록과 표</w:t>
+            <w:proofErr w:type="gramStart"/>
+            <w:r>
+              <w:rPr>
+                <w:sz w:val="18"/>
+                <w:szCs w:val="18"/>
+              </w:rPr>
+              <w:t>4장  목록과</w:t>
+            </w:r>
+            <w:proofErr w:type="gramEnd"/>
+            <w:r>
+              <w:rPr>
+                <w:sz w:val="18"/>
+                <w:szCs w:val="18"/>
+              </w:rPr>
+              <w:t xml:space="preserve"> 표</w:t>
             </w:r>
           </w:p>
         </w:tc>
@@ -376,12 +425,21 @@
             <w:pPr>
               <w:spacing w:line="260" w:lineRule="auto"/>
             </w:pPr>
-            <w:r>
-              <w:rPr>
-                <w:sz w:val="18"/>
-                <w:szCs w:val="18"/>
-              </w:rPr>
-              <w:t>5장  이미지와 링크</w:t>
+            <w:proofErr w:type="gramStart"/>
+            <w:r>
+              <w:rPr>
+                <w:sz w:val="18"/>
+                <w:szCs w:val="18"/>
+              </w:rPr>
+              <w:t>5장  이미지와</w:t>
+            </w:r>
+            <w:proofErr w:type="gramEnd"/>
+            <w:r>
+              <w:rPr>
+                <w:sz w:val="18"/>
+                <w:szCs w:val="18"/>
+              </w:rPr>
+              <w:t xml:space="preserve"> 링크</w:t>
             </w:r>
           </w:p>
         </w:tc>
@@ -405,7 +463,23 @@
                 <w:sz w:val="18"/>
                 <w:szCs w:val="18"/>
               </w:rPr>
-              <w:t>실습 1-6 (MyProjects 링크), 실습 2-5 (카드 이미지 영역)</w:t>
+              <w:t>실습 1-6 (</w:t>
+            </w:r>
+            <w:proofErr w:type="spellStart"/>
+            <w:r>
+              <w:rPr>
+                <w:sz w:val="18"/>
+                <w:szCs w:val="18"/>
+              </w:rPr>
+              <w:t>MyProjects</w:t>
+            </w:r>
+            <w:proofErr w:type="spellEnd"/>
+            <w:r>
+              <w:rPr>
+                <w:sz w:val="18"/>
+                <w:szCs w:val="18"/>
+              </w:rPr>
+              <w:t xml:space="preserve"> 링크), 실습 2-5 (카드 이미지 영역)</w:t>
             </w:r>
           </w:p>
         </w:tc>
@@ -429,12 +503,21 @@
             <w:pPr>
               <w:spacing w:line="260" w:lineRule="auto"/>
             </w:pPr>
-            <w:r>
-              <w:rPr>
-                <w:sz w:val="18"/>
-                <w:szCs w:val="18"/>
-              </w:rPr>
-              <w:t>6장  폼(form)과 입력</w:t>
+            <w:proofErr w:type="gramStart"/>
+            <w:r>
+              <w:rPr>
+                <w:sz w:val="18"/>
+                <w:szCs w:val="18"/>
+              </w:rPr>
+              <w:t>6장  폼</w:t>
+            </w:r>
+            <w:proofErr w:type="gramEnd"/>
+            <w:r>
+              <w:rPr>
+                <w:sz w:val="18"/>
+                <w:szCs w:val="18"/>
+              </w:rPr>
+              <w:t>(form)과 입력</w:t>
             </w:r>
           </w:p>
         </w:tc>
@@ -482,12 +565,37 @@
             <w:pPr>
               <w:spacing w:line="260" w:lineRule="auto"/>
             </w:pPr>
-            <w:r>
-              <w:rPr>
-                <w:sz w:val="18"/>
-                <w:szCs w:val="18"/>
-              </w:rPr>
-              <w:t>7장  div·span과 class</w:t>
+            <w:proofErr w:type="gramStart"/>
+            <w:r>
+              <w:rPr>
+                <w:sz w:val="18"/>
+                <w:szCs w:val="18"/>
+              </w:rPr>
+              <w:t xml:space="preserve">7장  </w:t>
+            </w:r>
+            <w:proofErr w:type="spellStart"/>
+            <w:r>
+              <w:rPr>
+                <w:sz w:val="18"/>
+                <w:szCs w:val="18"/>
+              </w:rPr>
+              <w:t>div</w:t>
+            </w:r>
+            <w:proofErr w:type="gramEnd"/>
+            <w:r>
+              <w:rPr>
+                <w:sz w:val="18"/>
+                <w:szCs w:val="18"/>
+              </w:rPr>
+              <w:t>·span</w:t>
+            </w:r>
+            <w:proofErr w:type="spellEnd"/>
+            <w:r>
+              <w:rPr>
+                <w:sz w:val="18"/>
+                <w:szCs w:val="18"/>
+              </w:rPr>
+              <w:t>과 class</w:t>
             </w:r>
           </w:p>
         </w:tc>
@@ -535,12 +643,30 @@
             <w:pPr>
               <w:spacing w:line="260" w:lineRule="auto"/>
             </w:pPr>
-            <w:r>
-              <w:rPr>
-                <w:sz w:val="18"/>
-                <w:szCs w:val="18"/>
-              </w:rPr>
-              <w:t>8장  시맨틱 태그</w:t>
+            <w:proofErr w:type="gramStart"/>
+            <w:r>
+              <w:rPr>
+                <w:sz w:val="18"/>
+                <w:szCs w:val="18"/>
+              </w:rPr>
+              <w:t xml:space="preserve">8장  </w:t>
+            </w:r>
+            <w:proofErr w:type="spellStart"/>
+            <w:r>
+              <w:rPr>
+                <w:sz w:val="18"/>
+                <w:szCs w:val="18"/>
+              </w:rPr>
+              <w:t>시맨틱</w:t>
+            </w:r>
+            <w:proofErr w:type="spellEnd"/>
+            <w:proofErr w:type="gramEnd"/>
+            <w:r>
+              <w:rPr>
+                <w:sz w:val="18"/>
+                <w:szCs w:val="18"/>
+              </w:rPr>
+              <w:t xml:space="preserve"> 태그</w:t>
             </w:r>
           </w:p>
         </w:tc>
@@ -564,7 +690,39 @@
                 <w:sz w:val="18"/>
                 <w:szCs w:val="18"/>
               </w:rPr>
-              <w:t>실습 1-2 (header/nav), 2-2 (nav), 2-8 (footer)</w:t>
+              <w:t>실습 1-2 (header/</w:t>
+            </w:r>
+            <w:proofErr w:type="spellStart"/>
+            <w:r>
+              <w:rPr>
+                <w:sz w:val="18"/>
+                <w:szCs w:val="18"/>
+              </w:rPr>
+              <w:t>nav</w:t>
+            </w:r>
+            <w:proofErr w:type="spellEnd"/>
+            <w:r>
+              <w:rPr>
+                <w:sz w:val="18"/>
+                <w:szCs w:val="18"/>
+              </w:rPr>
+              <w:t>), 2-2 (</w:t>
+            </w:r>
+            <w:proofErr w:type="spellStart"/>
+            <w:r>
+              <w:rPr>
+                <w:sz w:val="18"/>
+                <w:szCs w:val="18"/>
+              </w:rPr>
+              <w:t>nav</w:t>
+            </w:r>
+            <w:proofErr w:type="spellEnd"/>
+            <w:r>
+              <w:rPr>
+                <w:sz w:val="18"/>
+                <w:szCs w:val="18"/>
+              </w:rPr>
+              <w:t>), 2-8 (footer)</w:t>
             </w:r>
           </w:p>
         </w:tc>
@@ -639,21 +797,36 @@
         </w:rPr>
         <w:t xml:space="preserve">1-1 </w:t>
       </w:r>
+      <w:proofErr w:type="spellStart"/>
       <w:r>
         <w:rPr>
           <w:b/>
           <w:bCs/>
           <w:color w:val="1F3864"/>
         </w:rPr>
-        <w:t>웹페이지를 이루는 세 가지</w:t>
+        <w:t>웹페이지를</w:t>
+      </w:r>
+      <w:proofErr w:type="spellEnd"/>
+      <w:r>
+        <w:rPr>
+          <w:b/>
+          <w:bCs/>
+          <w:color w:val="1F3864"/>
+        </w:rPr>
+        <w:t xml:space="preserve"> 이루는 세 가지</w:t>
       </w:r>
     </w:p>
     <w:p>
       <w:pPr>
         <w:spacing w:after="80"/>
       </w:pPr>
-      <w:r>
-        <w:t>웹페이지 하나는 서로 다른 역할을 맡은 세 가지 언어로 만들어집니다. 이 셋은 역할이 다르며 서로를 대신할 수 없습니다.</w:t>
+      <w:proofErr w:type="spellStart"/>
+      <w:r>
+        <w:t>웹페이지</w:t>
+      </w:r>
+      <w:proofErr w:type="spellEnd"/>
+      <w:r>
+        <w:t xml:space="preserve"> 하나는 서로 다른 역할을 맡은 세 가지 언어로 만들어집니다. 이 셋은 역할이 다르며 서로를 대신할 수 없습니다.</w:t>
       </w:r>
     </w:p>
     <w:tbl>
@@ -1244,7 +1417,43 @@
           <w:sz w:val="17"/>
           <w:szCs w:val="17"/>
         </w:rPr>
-        <w:t>&lt;img src="photo.jpg" alt="프로필 사진" /&gt;</w:t>
+        <w:t>&lt;</w:t>
+      </w:r>
+      <w:proofErr w:type="spellStart"/>
+      <w:r>
+        <w:rPr>
+          <w:rFonts w:ascii="Consolas" w:eastAsia="Consolas" w:hAnsi="Consolas" w:cs="Consolas"/>
+          <w:sz w:val="17"/>
+          <w:szCs w:val="17"/>
+        </w:rPr>
+        <w:t>img</w:t>
+      </w:r>
+      <w:proofErr w:type="spellEnd"/>
+      <w:r>
+        <w:rPr>
+          <w:rFonts w:ascii="Consolas" w:eastAsia="Consolas" w:hAnsi="Consolas" w:cs="Consolas"/>
+          <w:sz w:val="17"/>
+          <w:szCs w:val="17"/>
+        </w:rPr>
+        <w:t xml:space="preserve"> </w:t>
+      </w:r>
+      <w:proofErr w:type="spellStart"/>
+      <w:r>
+        <w:rPr>
+          <w:rFonts w:ascii="Consolas" w:eastAsia="Consolas" w:hAnsi="Consolas" w:cs="Consolas"/>
+          <w:sz w:val="17"/>
+          <w:szCs w:val="17"/>
+        </w:rPr>
+        <w:t>src</w:t>
+      </w:r>
+      <w:proofErr w:type="spellEnd"/>
+      <w:r>
+        <w:rPr>
+          <w:rFonts w:ascii="Consolas" w:eastAsia="Consolas" w:hAnsi="Consolas" w:cs="Consolas"/>
+          <w:sz w:val="17"/>
+          <w:szCs w:val="17"/>
+        </w:rPr>
+        <w:t>="photo.jpg" alt="프로필 사진" /&gt;</w:t>
       </w:r>
     </w:p>
     <w:p>
@@ -1262,7 +1471,25 @@
           <w:sz w:val="17"/>
           <w:szCs w:val="17"/>
         </w:rPr>
-        <w:t>&lt;br /&gt;</w:t>
+        <w:t>&lt;</w:t>
+      </w:r>
+      <w:proofErr w:type="spellStart"/>
+      <w:r>
+        <w:rPr>
+          <w:rFonts w:ascii="Consolas" w:eastAsia="Consolas" w:hAnsi="Consolas" w:cs="Consolas"/>
+          <w:sz w:val="17"/>
+          <w:szCs w:val="17"/>
+        </w:rPr>
+        <w:t>br</w:t>
+      </w:r>
+      <w:proofErr w:type="spellEnd"/>
+      <w:r>
+        <w:rPr>
+          <w:rFonts w:ascii="Consolas" w:eastAsia="Consolas" w:hAnsi="Consolas" w:cs="Consolas"/>
+          <w:sz w:val="17"/>
+          <w:szCs w:val="17"/>
+        </w:rPr>
+        <w:t xml:space="preserve"> /&gt;</w:t>
       </w:r>
     </w:p>
     <w:p>
@@ -1280,7 +1507,25 @@
           <w:sz w:val="17"/>
           <w:szCs w:val="17"/>
         </w:rPr>
-        <w:t>&lt;hr /&gt;</w:t>
+        <w:t>&lt;</w:t>
+      </w:r>
+      <w:proofErr w:type="spellStart"/>
+      <w:r>
+        <w:rPr>
+          <w:rFonts w:ascii="Consolas" w:eastAsia="Consolas" w:hAnsi="Consolas" w:cs="Consolas"/>
+          <w:sz w:val="17"/>
+          <w:szCs w:val="17"/>
+        </w:rPr>
+        <w:t>hr</w:t>
+      </w:r>
+      <w:proofErr w:type="spellEnd"/>
+      <w:r>
+        <w:rPr>
+          <w:rFonts w:ascii="Consolas" w:eastAsia="Consolas" w:hAnsi="Consolas" w:cs="Consolas"/>
+          <w:sz w:val="17"/>
+          <w:szCs w:val="17"/>
+        </w:rPr>
+        <w:t xml:space="preserve"> /&gt;</w:t>
       </w:r>
     </w:p>
     <w:p>
@@ -1334,7 +1579,61 @@
           <w:sz w:val="17"/>
           <w:szCs w:val="17"/>
         </w:rPr>
-        <w:t>&lt;link rel="stylesheet" href="css/style.css" /&gt;</w:t>
+        <w:t xml:space="preserve">&lt;link </w:t>
+      </w:r>
+      <w:proofErr w:type="spellStart"/>
+      <w:r>
+        <w:rPr>
+          <w:rFonts w:ascii="Consolas" w:eastAsia="Consolas" w:hAnsi="Consolas" w:cs="Consolas"/>
+          <w:sz w:val="17"/>
+          <w:szCs w:val="17"/>
+        </w:rPr>
+        <w:t>rel</w:t>
+      </w:r>
+      <w:proofErr w:type="spellEnd"/>
+      <w:r>
+        <w:rPr>
+          <w:rFonts w:ascii="Consolas" w:eastAsia="Consolas" w:hAnsi="Consolas" w:cs="Consolas"/>
+          <w:sz w:val="17"/>
+          <w:szCs w:val="17"/>
+        </w:rPr>
+        <w:t xml:space="preserve">="stylesheet" </w:t>
+      </w:r>
+      <w:proofErr w:type="spellStart"/>
+      <w:r>
+        <w:rPr>
+          <w:rFonts w:ascii="Consolas" w:eastAsia="Consolas" w:hAnsi="Consolas" w:cs="Consolas"/>
+          <w:sz w:val="17"/>
+          <w:szCs w:val="17"/>
+        </w:rPr>
+        <w:t>href</w:t>
+      </w:r>
+      <w:proofErr w:type="spellEnd"/>
+      <w:r>
+        <w:rPr>
+          <w:rFonts w:ascii="Consolas" w:eastAsia="Consolas" w:hAnsi="Consolas" w:cs="Consolas"/>
+          <w:sz w:val="17"/>
+          <w:szCs w:val="17"/>
+        </w:rPr>
+        <w:t>="</w:t>
+      </w:r>
+      <w:proofErr w:type="spellStart"/>
+      <w:r>
+        <w:rPr>
+          <w:rFonts w:ascii="Consolas" w:eastAsia="Consolas" w:hAnsi="Consolas" w:cs="Consolas"/>
+          <w:sz w:val="17"/>
+          <w:szCs w:val="17"/>
+        </w:rPr>
+        <w:t>css</w:t>
+      </w:r>
+      <w:proofErr w:type="spellEnd"/>
+      <w:r>
+        <w:rPr>
+          <w:rFonts w:ascii="Consolas" w:eastAsia="Consolas" w:hAnsi="Consolas" w:cs="Consolas"/>
+          <w:sz w:val="17"/>
+          <w:szCs w:val="17"/>
+        </w:rPr>
+        <w:t>/style.css" /&gt;</w:t>
       </w:r>
     </w:p>
     <w:p>
@@ -1362,7 +1661,43 @@
           <w:sz w:val="19"/>
           <w:szCs w:val="19"/>
         </w:rPr>
-        <w:t>끝의 슬래시(/)는 HTML5에서는 없어도 동작합니다. &lt;br&gt; 과 &lt;br /&gt; 은 같습니다. 본 교재는 슬래시를 붙이는 쪽으로 통일해 두었으니 그대로 따라 쓰면 됩니다.</w:t>
+        <w:t>끝의 슬래시(/)는 HTML5에서는 없어도 동작합니다. &lt;</w:t>
+      </w:r>
+      <w:proofErr w:type="spellStart"/>
+      <w:r>
+        <w:rPr>
+          <w:color w:val="333333"/>
+          <w:sz w:val="19"/>
+          <w:szCs w:val="19"/>
+        </w:rPr>
+        <w:t>br</w:t>
+      </w:r>
+      <w:proofErr w:type="spellEnd"/>
+      <w:r>
+        <w:rPr>
+          <w:color w:val="333333"/>
+          <w:sz w:val="19"/>
+          <w:szCs w:val="19"/>
+        </w:rPr>
+        <w:t>&gt; 과 &lt;</w:t>
+      </w:r>
+      <w:proofErr w:type="spellStart"/>
+      <w:r>
+        <w:rPr>
+          <w:color w:val="333333"/>
+          <w:sz w:val="19"/>
+          <w:szCs w:val="19"/>
+        </w:rPr>
+        <w:t>br</w:t>
+      </w:r>
+      <w:proofErr w:type="spellEnd"/>
+      <w:r>
+        <w:rPr>
+          <w:color w:val="333333"/>
+          <w:sz w:val="19"/>
+          <w:szCs w:val="19"/>
+        </w:rPr>
+        <w:t xml:space="preserve"> /&gt; 은 같습니다. 본 교재는 슬래시를 붙이는 쪽으로 통일해 두었으니 그대로 따라 쓰면 됩니다.</w:t>
       </w:r>
     </w:p>
     <w:p>
@@ -1451,7 +1786,25 @@
           <w:sz w:val="17"/>
           <w:szCs w:val="17"/>
         </w:rPr>
-        <w:t xml:space="preserve">    &lt;p&gt;설명 문구입니다.&lt;/p&gt;         &lt;-- 자식</w:t>
+        <w:t xml:space="preserve">    &lt;p&gt;설명 문구입니다</w:t>
+      </w:r>
+      <w:proofErr w:type="gramStart"/>
+      <w:r>
+        <w:rPr>
+          <w:rFonts w:ascii="Consolas" w:eastAsia="Consolas" w:hAnsi="Consolas" w:cs="Consolas"/>
+          <w:sz w:val="17"/>
+          <w:szCs w:val="17"/>
+        </w:rPr>
+        <w:t>.&lt;</w:t>
+      </w:r>
+      <w:proofErr w:type="gramEnd"/>
+      <w:r>
+        <w:rPr>
+          <w:rFonts w:ascii="Consolas" w:eastAsia="Consolas" w:hAnsi="Consolas" w:cs="Consolas"/>
+          <w:sz w:val="17"/>
+          <w:szCs w:val="17"/>
+        </w:rPr>
+        <w:t>/p&gt;         &lt;-- 자식</w:t>
       </w:r>
     </w:p>
     <w:p>
@@ -1495,7 +1848,25 @@
           <w:sz w:val="17"/>
           <w:szCs w:val="17"/>
         </w:rPr>
-        <w:t>&lt;p&gt;&lt;strong&gt;굵게&lt;/strong&gt;&lt;/p&gt;      (O)  나중에 연 strong 을 먼저 닫음</w:t>
+        <w:t>&lt;p&gt;&lt;strong&gt;굵게&lt;/strong&gt;&lt;/p&gt;      (O</w:t>
+      </w:r>
+      <w:proofErr w:type="gramStart"/>
+      <w:r>
+        <w:rPr>
+          <w:rFonts w:ascii="Consolas" w:eastAsia="Consolas" w:hAnsi="Consolas" w:cs="Consolas"/>
+          <w:sz w:val="17"/>
+          <w:szCs w:val="17"/>
+        </w:rPr>
+        <w:t>)  나중에</w:t>
+      </w:r>
+      <w:proofErr w:type="gramEnd"/>
+      <w:r>
+        <w:rPr>
+          <w:rFonts w:ascii="Consolas" w:eastAsia="Consolas" w:hAnsi="Consolas" w:cs="Consolas"/>
+          <w:sz w:val="17"/>
+          <w:szCs w:val="17"/>
+        </w:rPr>
+        <w:t xml:space="preserve"> 연 strong 을 먼저 닫음</w:t>
       </w:r>
     </w:p>
     <w:p>
@@ -1513,7 +1884,25 @@
           <w:sz w:val="17"/>
           <w:szCs w:val="17"/>
         </w:rPr>
-        <w:t>&lt;p&gt;&lt;strong&gt;굵게&lt;/p&gt;&lt;/strong&gt;      (X)  순서가 엇갈림</w:t>
+        <w:t>&lt;p&gt;&lt;strong&gt;굵게&lt;/p&gt;&lt;/strong&gt;      (X</w:t>
+      </w:r>
+      <w:proofErr w:type="gramStart"/>
+      <w:r>
+        <w:rPr>
+          <w:rFonts w:ascii="Consolas" w:eastAsia="Consolas" w:hAnsi="Consolas" w:cs="Consolas"/>
+          <w:sz w:val="17"/>
+          <w:szCs w:val="17"/>
+        </w:rPr>
+        <w:t>)  순서가</w:t>
+      </w:r>
+      <w:proofErr w:type="gramEnd"/>
+      <w:r>
+        <w:rPr>
+          <w:rFonts w:ascii="Consolas" w:eastAsia="Consolas" w:hAnsi="Consolas" w:cs="Consolas"/>
+          <w:sz w:val="17"/>
+          <w:szCs w:val="17"/>
+        </w:rPr>
+        <w:t xml:space="preserve"> 엇갈림</w:t>
       </w:r>
     </w:p>
     <w:p>
@@ -1569,7 +1958,25 @@
           <w:sz w:val="19"/>
           <w:szCs w:val="19"/>
         </w:rPr>
-        <w:t>화면에 태그가 글자 그대로 보인다 → 꺾쇠(&lt; &gt;)를 전각 문자로 입력했거나, 파일 확장자가 .txt 입니다. .html 인지 확인하세요.</w:t>
+        <w:t xml:space="preserve">화면에 태그가 글자 그대로 보인다 → 꺾쇠(&lt; &gt;)를 전각 문자로 입력했거나, 파일 확장자가 .txt 입니다. </w:t>
+      </w:r>
+      <w:proofErr w:type="gramStart"/>
+      <w:r>
+        <w:rPr>
+          <w:color w:val="333333"/>
+          <w:sz w:val="19"/>
+          <w:szCs w:val="19"/>
+        </w:rPr>
+        <w:t>.html</w:t>
+      </w:r>
+      <w:proofErr w:type="gramEnd"/>
+      <w:r>
+        <w:rPr>
+          <w:color w:val="333333"/>
+          <w:sz w:val="19"/>
+          <w:szCs w:val="19"/>
+        </w:rPr>
+        <w:t xml:space="preserve"> 인지 확인하세요.</w:t>
       </w:r>
     </w:p>
     <w:p>
@@ -1652,13 +2059,33 @@
         <w:spacing w:before="120" w:line="250" w:lineRule="auto"/>
         <w:ind w:left="180" w:right="180"/>
       </w:pPr>
-      <w:r>
-        <w:rPr>
-          <w:rFonts w:ascii="Consolas" w:eastAsia="Consolas" w:hAnsi="Consolas" w:cs="Consolas"/>
-          <w:sz w:val="17"/>
-          <w:szCs w:val="17"/>
-        </w:rPr>
-        <w:t>&lt;!doctype html&gt;</w:t>
+      <w:proofErr w:type="gramStart"/>
+      <w:r>
+        <w:rPr>
+          <w:rFonts w:ascii="Consolas" w:eastAsia="Consolas" w:hAnsi="Consolas" w:cs="Consolas"/>
+          <w:sz w:val="17"/>
+          <w:szCs w:val="17"/>
+        </w:rPr>
+        <w:t>&lt;!</w:t>
+      </w:r>
+      <w:proofErr w:type="spellStart"/>
+      <w:r>
+        <w:rPr>
+          <w:rFonts w:ascii="Consolas" w:eastAsia="Consolas" w:hAnsi="Consolas" w:cs="Consolas"/>
+          <w:sz w:val="17"/>
+          <w:szCs w:val="17"/>
+        </w:rPr>
+        <w:t>doctype</w:t>
+      </w:r>
+      <w:proofErr w:type="spellEnd"/>
+      <w:proofErr w:type="gramEnd"/>
+      <w:r>
+        <w:rPr>
+          <w:rFonts w:ascii="Consolas" w:eastAsia="Consolas" w:hAnsi="Consolas" w:cs="Consolas"/>
+          <w:sz w:val="17"/>
+          <w:szCs w:val="17"/>
+        </w:rPr>
+        <w:t xml:space="preserve"> html&gt;</w:t>
       </w:r>
     </w:p>
     <w:p>
@@ -1676,7 +2103,43 @@
           <w:sz w:val="17"/>
           <w:szCs w:val="17"/>
         </w:rPr>
-        <w:t>&lt;html lang="ko"&gt;</w:t>
+        <w:t xml:space="preserve">&lt;html </w:t>
+      </w:r>
+      <w:proofErr w:type="spellStart"/>
+      <w:r>
+        <w:rPr>
+          <w:rFonts w:ascii="Consolas" w:eastAsia="Consolas" w:hAnsi="Consolas" w:cs="Consolas"/>
+          <w:sz w:val="17"/>
+          <w:szCs w:val="17"/>
+        </w:rPr>
+        <w:t>lang</w:t>
+      </w:r>
+      <w:proofErr w:type="spellEnd"/>
+      <w:r>
+        <w:rPr>
+          <w:rFonts w:ascii="Consolas" w:eastAsia="Consolas" w:hAnsi="Consolas" w:cs="Consolas"/>
+          <w:sz w:val="17"/>
+          <w:szCs w:val="17"/>
+        </w:rPr>
+        <w:t>="</w:t>
+      </w:r>
+      <w:proofErr w:type="spellStart"/>
+      <w:r>
+        <w:rPr>
+          <w:rFonts w:ascii="Consolas" w:eastAsia="Consolas" w:hAnsi="Consolas" w:cs="Consolas"/>
+          <w:sz w:val="17"/>
+          <w:szCs w:val="17"/>
+        </w:rPr>
+        <w:t>ko</w:t>
+      </w:r>
+      <w:proofErr w:type="spellEnd"/>
+      <w:r>
+        <w:rPr>
+          <w:rFonts w:ascii="Consolas" w:eastAsia="Consolas" w:hAnsi="Consolas" w:cs="Consolas"/>
+          <w:sz w:val="17"/>
+          <w:szCs w:val="17"/>
+        </w:rPr>
+        <w:t>"&gt;</w:t>
       </w:r>
     </w:p>
     <w:p>
@@ -1766,7 +2229,61 @@
           <w:sz w:val="17"/>
           <w:szCs w:val="17"/>
         </w:rPr>
-        <w:t xml:space="preserve">    &lt;link rel="stylesheet" href="css/style.css" /&gt;</w:t>
+        <w:t xml:space="preserve">    &lt;link </w:t>
+      </w:r>
+      <w:proofErr w:type="spellStart"/>
+      <w:r>
+        <w:rPr>
+          <w:rFonts w:ascii="Consolas" w:eastAsia="Consolas" w:hAnsi="Consolas" w:cs="Consolas"/>
+          <w:sz w:val="17"/>
+          <w:szCs w:val="17"/>
+        </w:rPr>
+        <w:t>rel</w:t>
+      </w:r>
+      <w:proofErr w:type="spellEnd"/>
+      <w:r>
+        <w:rPr>
+          <w:rFonts w:ascii="Consolas" w:eastAsia="Consolas" w:hAnsi="Consolas" w:cs="Consolas"/>
+          <w:sz w:val="17"/>
+          <w:szCs w:val="17"/>
+        </w:rPr>
+        <w:t xml:space="preserve">="stylesheet" </w:t>
+      </w:r>
+      <w:proofErr w:type="spellStart"/>
+      <w:r>
+        <w:rPr>
+          <w:rFonts w:ascii="Consolas" w:eastAsia="Consolas" w:hAnsi="Consolas" w:cs="Consolas"/>
+          <w:sz w:val="17"/>
+          <w:szCs w:val="17"/>
+        </w:rPr>
+        <w:t>href</w:t>
+      </w:r>
+      <w:proofErr w:type="spellEnd"/>
+      <w:r>
+        <w:rPr>
+          <w:rFonts w:ascii="Consolas" w:eastAsia="Consolas" w:hAnsi="Consolas" w:cs="Consolas"/>
+          <w:sz w:val="17"/>
+          <w:szCs w:val="17"/>
+        </w:rPr>
+        <w:t>="</w:t>
+      </w:r>
+      <w:proofErr w:type="spellStart"/>
+      <w:r>
+        <w:rPr>
+          <w:rFonts w:ascii="Consolas" w:eastAsia="Consolas" w:hAnsi="Consolas" w:cs="Consolas"/>
+          <w:sz w:val="17"/>
+          <w:szCs w:val="17"/>
+        </w:rPr>
+        <w:t>css</w:t>
+      </w:r>
+      <w:proofErr w:type="spellEnd"/>
+      <w:r>
+        <w:rPr>
+          <w:rFonts w:ascii="Consolas" w:eastAsia="Consolas" w:hAnsi="Consolas" w:cs="Consolas"/>
+          <w:sz w:val="17"/>
+          <w:szCs w:val="17"/>
+        </w:rPr>
+        <w:t>/style.css" /&gt;</w:t>
       </w:r>
     </w:p>
     <w:p>
@@ -1992,7 +2509,23 @@
                 <w:sz w:val="18"/>
                 <w:szCs w:val="18"/>
               </w:rPr>
-              <w:t>&lt;!doctype html&gt;</w:t>
+              <w:t>&lt;!</w:t>
+            </w:r>
+            <w:proofErr w:type="spellStart"/>
+            <w:r>
+              <w:rPr>
+                <w:sz w:val="18"/>
+                <w:szCs w:val="18"/>
+              </w:rPr>
+              <w:t>doctype</w:t>
+            </w:r>
+            <w:proofErr w:type="spellEnd"/>
+            <w:r>
+              <w:rPr>
+                <w:sz w:val="18"/>
+                <w:szCs w:val="18"/>
+              </w:rPr>
+              <w:t xml:space="preserve"> html&gt;</w:t>
             </w:r>
           </w:p>
         </w:tc>
@@ -2069,7 +2602,39 @@
                 <w:sz w:val="18"/>
                 <w:szCs w:val="18"/>
               </w:rPr>
-              <w:t>&lt;html lang="ko"&gt;</w:t>
+              <w:t xml:space="preserve">&lt;html </w:t>
+            </w:r>
+            <w:proofErr w:type="spellStart"/>
+            <w:r>
+              <w:rPr>
+                <w:sz w:val="18"/>
+                <w:szCs w:val="18"/>
+              </w:rPr>
+              <w:t>lang</w:t>
+            </w:r>
+            <w:proofErr w:type="spellEnd"/>
+            <w:r>
+              <w:rPr>
+                <w:sz w:val="18"/>
+                <w:szCs w:val="18"/>
+              </w:rPr>
+              <w:t>="</w:t>
+            </w:r>
+            <w:proofErr w:type="spellStart"/>
+            <w:r>
+              <w:rPr>
+                <w:sz w:val="18"/>
+                <w:szCs w:val="18"/>
+              </w:rPr>
+              <w:t>ko</w:t>
+            </w:r>
+            <w:proofErr w:type="spellEnd"/>
+            <w:r>
+              <w:rPr>
+                <w:sz w:val="18"/>
+                <w:szCs w:val="18"/>
+              </w:rPr>
+              <w:t>"&gt;</w:t>
             </w:r>
           </w:p>
         </w:tc>
@@ -2117,7 +2682,23 @@
                 <w:sz w:val="18"/>
                 <w:szCs w:val="18"/>
               </w:rPr>
-              <w:t>화면 낭독기가 엉뚱한 발음으로 읽음</w:t>
+              <w:t xml:space="preserve">화면 </w:t>
+            </w:r>
+            <w:proofErr w:type="spellStart"/>
+            <w:r>
+              <w:rPr>
+                <w:sz w:val="18"/>
+                <w:szCs w:val="18"/>
+              </w:rPr>
+              <w:t>낭독기가</w:t>
+            </w:r>
+            <w:proofErr w:type="spellEnd"/>
+            <w:r>
+              <w:rPr>
+                <w:sz w:val="18"/>
+                <w:szCs w:val="18"/>
+              </w:rPr>
+              <w:t xml:space="preserve"> 엉뚱한 발음으로 읽음</w:t>
             </w:r>
           </w:p>
         </w:tc>
@@ -2247,7 +2828,23 @@
                 <w:sz w:val="18"/>
                 <w:szCs w:val="18"/>
               </w:rPr>
-              <w:t>글자 인코딩 지정</w:t>
+              <w:t xml:space="preserve">글자 </w:t>
+            </w:r>
+            <w:proofErr w:type="spellStart"/>
+            <w:r>
+              <w:rPr>
+                <w:sz w:val="18"/>
+                <w:szCs w:val="18"/>
+              </w:rPr>
+              <w:t>인코딩</w:t>
+            </w:r>
+            <w:proofErr w:type="spellEnd"/>
+            <w:r>
+              <w:rPr>
+                <w:sz w:val="18"/>
+                <w:szCs w:val="18"/>
+              </w:rPr>
+              <w:t xml:space="preserve"> 지정</w:t>
             </w:r>
           </w:p>
         </w:tc>
@@ -2266,12 +2863,21 @@
             <w:pPr>
               <w:spacing w:line="260" w:lineRule="auto"/>
             </w:pPr>
-            <w:r>
-              <w:rPr>
-                <w:sz w:val="18"/>
-                <w:szCs w:val="18"/>
-              </w:rPr>
-              <w:t>한글이 ??? 또는 깨진 글자로 보임</w:t>
+            <w:proofErr w:type="gramStart"/>
+            <w:r>
+              <w:rPr>
+                <w:sz w:val="18"/>
+                <w:szCs w:val="18"/>
+              </w:rPr>
+              <w:t>한글이 ?</w:t>
+            </w:r>
+            <w:proofErr w:type="gramEnd"/>
+            <w:r>
+              <w:rPr>
+                <w:sz w:val="18"/>
+                <w:szCs w:val="18"/>
+              </w:rPr>
+              <w:t>?? 또는 깨진 글자로 보임</w:t>
             </w:r>
           </w:p>
         </w:tc>
@@ -2454,7 +3060,23 @@
                 <w:sz w:val="18"/>
                 <w:szCs w:val="18"/>
               </w:rPr>
-              <w:t>&lt;link rel="stylesheet"&gt;</w:t>
+              <w:t xml:space="preserve">&lt;link </w:t>
+            </w:r>
+            <w:proofErr w:type="spellStart"/>
+            <w:r>
+              <w:rPr>
+                <w:sz w:val="18"/>
+                <w:szCs w:val="18"/>
+              </w:rPr>
+              <w:t>rel</w:t>
+            </w:r>
+            <w:proofErr w:type="spellEnd"/>
+            <w:r>
+              <w:rPr>
+                <w:sz w:val="18"/>
+                <w:szCs w:val="18"/>
+              </w:rPr>
+              <w:t>="stylesheet"&gt;</w:t>
             </w:r>
           </w:p>
         </w:tc>
@@ -2654,8 +3276,21 @@
       <w:pPr>
         <w:spacing w:after="80"/>
       </w:pPr>
-      <w:r>
-        <w:t>href 나 src 에 적는 주소는 대부분 상대 경로입니다. 지금 이 HTML 파일이 있는 위치를 기준으로 길을 알려주는 방식입니다.</w:t>
+      <w:proofErr w:type="spellStart"/>
+      <w:r>
+        <w:t>href</w:t>
+      </w:r>
+      <w:proofErr w:type="spellEnd"/>
+      <w:r>
+        <w:t xml:space="preserve"> 나 </w:t>
+      </w:r>
+      <w:proofErr w:type="spellStart"/>
+      <w:r>
+        <w:t>src</w:t>
+      </w:r>
+      <w:proofErr w:type="spellEnd"/>
+      <w:r>
+        <w:t xml:space="preserve"> 에 적는 주소는 대부분 상대 경로입니다. 지금 이 HTML 파일이 있는 위치를 기준으로 길을 알려주는 방식입니다.</w:t>
       </w:r>
     </w:p>
     <w:p>
@@ -2667,13 +3302,23 @@
         <w:spacing w:before="120" w:line="250" w:lineRule="auto"/>
         <w:ind w:left="180" w:right="180"/>
       </w:pPr>
-      <w:r>
-        <w:rPr>
-          <w:rFonts w:ascii="Consolas" w:eastAsia="Consolas" w:hAnsi="Consolas" w:cs="Consolas"/>
-          <w:sz w:val="17"/>
-          <w:szCs w:val="17"/>
-        </w:rPr>
-        <w:t>css_basic/</w:t>
+      <w:proofErr w:type="spellStart"/>
+      <w:r>
+        <w:rPr>
+          <w:rFonts w:ascii="Consolas" w:eastAsia="Consolas" w:hAnsi="Consolas" w:cs="Consolas"/>
+          <w:sz w:val="17"/>
+          <w:szCs w:val="17"/>
+        </w:rPr>
+        <w:t>css_basic</w:t>
+      </w:r>
+      <w:proofErr w:type="spellEnd"/>
+      <w:r>
+        <w:rPr>
+          <w:rFonts w:ascii="Consolas" w:eastAsia="Consolas" w:hAnsi="Consolas" w:cs="Consolas"/>
+          <w:sz w:val="17"/>
+          <w:szCs w:val="17"/>
+        </w:rPr>
+        <w:t>/</w:t>
       </w:r>
     </w:p>
     <w:p>
@@ -2709,7 +3354,25 @@
           <w:sz w:val="17"/>
           <w:szCs w:val="17"/>
         </w:rPr>
-        <w:t xml:space="preserve">  |- css/</w:t>
+        <w:t xml:space="preserve">  |- </w:t>
+      </w:r>
+      <w:proofErr w:type="spellStart"/>
+      <w:r>
+        <w:rPr>
+          <w:rFonts w:ascii="Consolas" w:eastAsia="Consolas" w:hAnsi="Consolas" w:cs="Consolas"/>
+          <w:sz w:val="17"/>
+          <w:szCs w:val="17"/>
+        </w:rPr>
+        <w:t>css</w:t>
+      </w:r>
+      <w:proofErr w:type="spellEnd"/>
+      <w:r>
+        <w:rPr>
+          <w:rFonts w:ascii="Consolas" w:eastAsia="Consolas" w:hAnsi="Consolas" w:cs="Consolas"/>
+          <w:sz w:val="17"/>
+          <w:szCs w:val="17"/>
+        </w:rPr>
+        <w:t>/</w:t>
       </w:r>
     </w:p>
     <w:p>
@@ -2755,7 +3418,79 @@
           <w:sz w:val="17"/>
           <w:szCs w:val="17"/>
         </w:rPr>
-        <w:t xml:space="preserve">  href="css/style01.css"     같은 폴더의 css 폴더 안으로 들어가라</w:t>
+        <w:t xml:space="preserve">  </w:t>
+      </w:r>
+      <w:proofErr w:type="spellStart"/>
+      <w:r>
+        <w:rPr>
+          <w:rFonts w:ascii="Consolas" w:eastAsia="Consolas" w:hAnsi="Consolas" w:cs="Consolas"/>
+          <w:sz w:val="17"/>
+          <w:szCs w:val="17"/>
+        </w:rPr>
+        <w:t>href</w:t>
+      </w:r>
+      <w:proofErr w:type="spellEnd"/>
+      <w:r>
+        <w:rPr>
+          <w:rFonts w:ascii="Consolas" w:eastAsia="Consolas" w:hAnsi="Consolas" w:cs="Consolas"/>
+          <w:sz w:val="17"/>
+          <w:szCs w:val="17"/>
+        </w:rPr>
+        <w:t>="</w:t>
+      </w:r>
+      <w:proofErr w:type="spellStart"/>
+      <w:r>
+        <w:rPr>
+          <w:rFonts w:ascii="Consolas" w:eastAsia="Consolas" w:hAnsi="Consolas" w:cs="Consolas"/>
+          <w:sz w:val="17"/>
+          <w:szCs w:val="17"/>
+        </w:rPr>
+        <w:t>css</w:t>
+      </w:r>
+      <w:proofErr w:type="spellEnd"/>
+      <w:r>
+        <w:rPr>
+          <w:rFonts w:ascii="Consolas" w:eastAsia="Consolas" w:hAnsi="Consolas" w:cs="Consolas"/>
+          <w:sz w:val="17"/>
+          <w:szCs w:val="17"/>
+        </w:rPr>
+        <w:t>/style01.css</w:t>
+      </w:r>
+      <w:proofErr w:type="gramStart"/>
+      <w:r>
+        <w:rPr>
+          <w:rFonts w:ascii="Consolas" w:eastAsia="Consolas" w:hAnsi="Consolas" w:cs="Consolas"/>
+          <w:sz w:val="17"/>
+          <w:szCs w:val="17"/>
+        </w:rPr>
+        <w:t>"     같은</w:t>
+      </w:r>
+      <w:proofErr w:type="gramEnd"/>
+      <w:r>
+        <w:rPr>
+          <w:rFonts w:ascii="Consolas" w:eastAsia="Consolas" w:hAnsi="Consolas" w:cs="Consolas"/>
+          <w:sz w:val="17"/>
+          <w:szCs w:val="17"/>
+        </w:rPr>
+        <w:t xml:space="preserve"> 폴더의 </w:t>
+      </w:r>
+      <w:proofErr w:type="spellStart"/>
+      <w:r>
+        <w:rPr>
+          <w:rFonts w:ascii="Consolas" w:eastAsia="Consolas" w:hAnsi="Consolas" w:cs="Consolas"/>
+          <w:sz w:val="17"/>
+          <w:szCs w:val="17"/>
+        </w:rPr>
+        <w:t>css</w:t>
+      </w:r>
+      <w:proofErr w:type="spellEnd"/>
+      <w:r>
+        <w:rPr>
+          <w:rFonts w:ascii="Consolas" w:eastAsia="Consolas" w:hAnsi="Consolas" w:cs="Consolas"/>
+          <w:sz w:val="17"/>
+          <w:szCs w:val="17"/>
+        </w:rPr>
+        <w:t xml:space="preserve"> 폴더 안으로 들어가라</w:t>
       </w:r>
     </w:p>
     <w:p>
@@ -2773,7 +3508,61 @@
           <w:sz w:val="17"/>
           <w:szCs w:val="17"/>
         </w:rPr>
-        <w:t xml:space="preserve">  href="./css/style01.css"   위와 완전히 같은 뜻 (./ 는 현재 폴더)</w:t>
+        <w:t xml:space="preserve">  </w:t>
+      </w:r>
+      <w:proofErr w:type="spellStart"/>
+      <w:r>
+        <w:rPr>
+          <w:rFonts w:ascii="Consolas" w:eastAsia="Consolas" w:hAnsi="Consolas" w:cs="Consolas"/>
+          <w:sz w:val="17"/>
+          <w:szCs w:val="17"/>
+        </w:rPr>
+        <w:t>href</w:t>
+      </w:r>
+      <w:proofErr w:type="spellEnd"/>
+      <w:r>
+        <w:rPr>
+          <w:rFonts w:ascii="Consolas" w:eastAsia="Consolas" w:hAnsi="Consolas" w:cs="Consolas"/>
+          <w:sz w:val="17"/>
+          <w:szCs w:val="17"/>
+        </w:rPr>
+        <w:t>="./</w:t>
+      </w:r>
+      <w:proofErr w:type="spellStart"/>
+      <w:r>
+        <w:rPr>
+          <w:rFonts w:ascii="Consolas" w:eastAsia="Consolas" w:hAnsi="Consolas" w:cs="Consolas"/>
+          <w:sz w:val="17"/>
+          <w:szCs w:val="17"/>
+        </w:rPr>
+        <w:t>css</w:t>
+      </w:r>
+      <w:proofErr w:type="spellEnd"/>
+      <w:r>
+        <w:rPr>
+          <w:rFonts w:ascii="Consolas" w:eastAsia="Consolas" w:hAnsi="Consolas" w:cs="Consolas"/>
+          <w:sz w:val="17"/>
+          <w:szCs w:val="17"/>
+        </w:rPr>
+        <w:t xml:space="preserve">/style01.css"   위와 완전히 같은 뜻 </w:t>
+      </w:r>
+      <w:proofErr w:type="gramStart"/>
+      <w:r>
+        <w:rPr>
+          <w:rFonts w:ascii="Consolas" w:eastAsia="Consolas" w:hAnsi="Consolas" w:cs="Consolas"/>
+          <w:sz w:val="17"/>
+          <w:szCs w:val="17"/>
+        </w:rPr>
+        <w:t>(./</w:t>
+      </w:r>
+      <w:proofErr w:type="gramEnd"/>
+      <w:r>
+        <w:rPr>
+          <w:rFonts w:ascii="Consolas" w:eastAsia="Consolas" w:hAnsi="Consolas" w:cs="Consolas"/>
+          <w:sz w:val="17"/>
+          <w:szCs w:val="17"/>
+        </w:rPr>
+        <w:t xml:space="preserve"> 는 현재 폴더)</w:t>
       </w:r>
     </w:p>
     <w:p>
@@ -2791,7 +3580,25 @@
           <w:sz w:val="17"/>
           <w:szCs w:val="17"/>
         </w:rPr>
-        <w:t xml:space="preserve">  href="../style.css"        한 단계 위 폴더로 나가라</w:t>
+        <w:t xml:space="preserve">  </w:t>
+      </w:r>
+      <w:proofErr w:type="spellStart"/>
+      <w:r>
+        <w:rPr>
+          <w:rFonts w:ascii="Consolas" w:eastAsia="Consolas" w:hAnsi="Consolas" w:cs="Consolas"/>
+          <w:sz w:val="17"/>
+          <w:szCs w:val="17"/>
+        </w:rPr>
+        <w:t>href</w:t>
+      </w:r>
+      <w:proofErr w:type="spellEnd"/>
+      <w:r>
+        <w:rPr>
+          <w:rFonts w:ascii="Consolas" w:eastAsia="Consolas" w:hAnsi="Consolas" w:cs="Consolas"/>
+          <w:sz w:val="17"/>
+          <w:szCs w:val="17"/>
+        </w:rPr>
+        <w:t>="../style.css"        한 단계 위 폴더로 나가라</w:t>
       </w:r>
     </w:p>
     <w:p>
@@ -2809,7 +3616,61 @@
           <w:sz w:val="17"/>
           <w:szCs w:val="17"/>
         </w:rPr>
-        <w:t xml:space="preserve">  href="/css/style01.css"    사이트 최상위부터 (실습에서는 잘 쓰지 않음)</w:t>
+        <w:t xml:space="preserve">  </w:t>
+      </w:r>
+      <w:proofErr w:type="spellStart"/>
+      <w:r>
+        <w:rPr>
+          <w:rFonts w:ascii="Consolas" w:eastAsia="Consolas" w:hAnsi="Consolas" w:cs="Consolas"/>
+          <w:sz w:val="17"/>
+          <w:szCs w:val="17"/>
+        </w:rPr>
+        <w:t>href</w:t>
+      </w:r>
+      <w:proofErr w:type="spellEnd"/>
+      <w:r>
+        <w:rPr>
+          <w:rFonts w:ascii="Consolas" w:eastAsia="Consolas" w:hAnsi="Consolas" w:cs="Consolas"/>
+          <w:sz w:val="17"/>
+          <w:szCs w:val="17"/>
+        </w:rPr>
+        <w:t>="/</w:t>
+      </w:r>
+      <w:proofErr w:type="spellStart"/>
+      <w:r>
+        <w:rPr>
+          <w:rFonts w:ascii="Consolas" w:eastAsia="Consolas" w:hAnsi="Consolas" w:cs="Consolas"/>
+          <w:sz w:val="17"/>
+          <w:szCs w:val="17"/>
+        </w:rPr>
+        <w:t>css</w:t>
+      </w:r>
+      <w:proofErr w:type="spellEnd"/>
+      <w:r>
+        <w:rPr>
+          <w:rFonts w:ascii="Consolas" w:eastAsia="Consolas" w:hAnsi="Consolas" w:cs="Consolas"/>
+          <w:sz w:val="17"/>
+          <w:szCs w:val="17"/>
+        </w:rPr>
+        <w:t>/style01.css</w:t>
+      </w:r>
+      <w:proofErr w:type="gramStart"/>
+      <w:r>
+        <w:rPr>
+          <w:rFonts w:ascii="Consolas" w:eastAsia="Consolas" w:hAnsi="Consolas" w:cs="Consolas"/>
+          <w:sz w:val="17"/>
+          <w:szCs w:val="17"/>
+        </w:rPr>
+        <w:t>"    사이트</w:t>
+      </w:r>
+      <w:proofErr w:type="gramEnd"/>
+      <w:r>
+        <w:rPr>
+          <w:rFonts w:ascii="Consolas" w:eastAsia="Consolas" w:hAnsi="Consolas" w:cs="Consolas"/>
+          <w:sz w:val="17"/>
+          <w:szCs w:val="17"/>
+        </w:rPr>
+        <w:t xml:space="preserve"> 최상위부터 (실습에서는 잘 쓰지 않음)</w:t>
       </w:r>
     </w:p>
     <w:p>
@@ -2837,7 +3698,25 @@
           <w:sz w:val="19"/>
           <w:szCs w:val="19"/>
         </w:rPr>
-        <w:t>CSS가 전혀 적용되지 않는다 → 열에 아홉은 경로 문제입니다. F12 → Network 탭에서 .css 파일이 404 로 나오는지 확인하세요.</w:t>
+        <w:t>CSS가 전혀 적용되지 않는다 → 열에 아홉은 경로 문제입니다. F12 → Network 탭에서 .</w:t>
+      </w:r>
+      <w:proofErr w:type="spellStart"/>
+      <w:r>
+        <w:rPr>
+          <w:color w:val="333333"/>
+          <w:sz w:val="19"/>
+          <w:szCs w:val="19"/>
+        </w:rPr>
+        <w:t>css</w:t>
+      </w:r>
+      <w:proofErr w:type="spellEnd"/>
+      <w:r>
+        <w:rPr>
+          <w:color w:val="333333"/>
+          <w:sz w:val="19"/>
+          <w:szCs w:val="19"/>
+        </w:rPr>
+        <w:t xml:space="preserve"> 파일이 404 로 나오는지 확인하세요.</w:t>
       </w:r>
     </w:p>
     <w:p>
@@ -2855,7 +3734,25 @@
           <w:sz w:val="19"/>
           <w:szCs w:val="19"/>
         </w:rPr>
-        <w:t>폴더 이름 대소문자를 틀렸다 → 내 컴퓨터에서는 되는데 서버에 올리면 깨집니다. CSS 와 css 는 다른 이름으로 취급되는 환경이 많습니다.</w:t>
+        <w:t xml:space="preserve">폴더 이름 대소문자를 틀렸다 → 내 컴퓨터에서는 되는데 서버에 올리면 깨집니다. CSS 와 </w:t>
+      </w:r>
+      <w:proofErr w:type="spellStart"/>
+      <w:r>
+        <w:rPr>
+          <w:color w:val="333333"/>
+          <w:sz w:val="19"/>
+          <w:szCs w:val="19"/>
+        </w:rPr>
+        <w:t>css</w:t>
+      </w:r>
+      <w:proofErr w:type="spellEnd"/>
+      <w:r>
+        <w:rPr>
+          <w:color w:val="333333"/>
+          <w:sz w:val="19"/>
+          <w:szCs w:val="19"/>
+        </w:rPr>
+        <w:t xml:space="preserve"> 는 다른 이름으로 취급되는 환경이 많습니다.</w:t>
       </w:r>
     </w:p>
     <w:p>
@@ -2947,7 +3844,25 @@
           <w:sz w:val="19"/>
           <w:szCs w:val="19"/>
         </w:rPr>
-        <w:t>&lt;title&gt; 을 바꿔 저장한 뒤 브라우저 탭이 어떻게 변하는지 확인하세요. 이어서 &lt;meta charset="UTF-8"&gt; 을 잠시 지우고 새로고침해 한글이 어떻게 보이는지 직접 겪어보세요. (반드시 되돌려 놓으세요)</w:t>
+        <w:t xml:space="preserve">&lt;title&gt; 을 바꿔 저장한 뒤 브라우저 탭이 어떻게 변하는지 확인하세요. 이어서 &lt;meta charset="UTF-8"&gt; 을 잠시 지우고 </w:t>
+      </w:r>
+      <w:proofErr w:type="spellStart"/>
+      <w:r>
+        <w:rPr>
+          <w:color w:val="333333"/>
+          <w:sz w:val="19"/>
+          <w:szCs w:val="19"/>
+        </w:rPr>
+        <w:t>새로고침해</w:t>
+      </w:r>
+      <w:proofErr w:type="spellEnd"/>
+      <w:r>
+        <w:rPr>
+          <w:color w:val="333333"/>
+          <w:sz w:val="19"/>
+          <w:szCs w:val="19"/>
+        </w:rPr>
+        <w:t xml:space="preserve"> 한글이 어떻게 보이는지 직접 겪어보세요. (반드시 되돌려 놓으세요)</w:t>
       </w:r>
     </w:p>
     <w:p>
@@ -3064,15 +3979,38 @@
           <w:sz w:val="17"/>
           <w:szCs w:val="17"/>
         </w:rPr>
-        <w:t>&lt;p&gt;본문 문단입니다. 여러 줄을 써도 화면에서는 한 문단으로 이어집니다.&lt;/p&gt;</w:t>
+        <w:t>&lt;p&gt;본문 문단입니다. 여러 줄을 써도 화면에서는 한 문단으로 이어집니다</w:t>
+      </w:r>
+      <w:proofErr w:type="gramStart"/>
+      <w:r>
+        <w:rPr>
+          <w:rFonts w:ascii="Consolas" w:eastAsia="Consolas" w:hAnsi="Consolas" w:cs="Consolas"/>
+          <w:sz w:val="17"/>
+          <w:szCs w:val="17"/>
+        </w:rPr>
+        <w:t>.&lt;</w:t>
+      </w:r>
+      <w:proofErr w:type="gramEnd"/>
+      <w:r>
+        <w:rPr>
+          <w:rFonts w:ascii="Consolas" w:eastAsia="Consolas" w:hAnsi="Consolas" w:cs="Consolas"/>
+          <w:sz w:val="17"/>
+          <w:szCs w:val="17"/>
+        </w:rPr>
+        <w:t>/p&gt;</w:t>
       </w:r>
     </w:p>
     <w:p>
       <w:pPr>
         <w:spacing w:after="80"/>
       </w:pPr>
-      <w:r>
-        <w:t>h1 부터 h6 까지 있으며 숫자가 커질수록 작아집니다. 다만 h 태그는 글자 크기를 정하는 태그가 아니라 문서의 목차 단계를 나타내는 태그입니다. 크기를 바꾸고 싶으면 CSS 로 하고, 태그는 의미에 맞게 고릅니다.</w:t>
+      <w:proofErr w:type="gramStart"/>
+      <w:r>
+        <w:t>h1 부터</w:t>
+      </w:r>
+      <w:proofErr w:type="gramEnd"/>
+      <w:r>
+        <w:t xml:space="preserve"> h6 까지 있으며 숫자가 커질수록 작아집니다. 다만 h 태그는 글자 크기를 정하는 태그가 아니라 문서의 목차 단계를 나타내는 태그입니다. 크기를 바꾸고 싶으면 CSS 로 하고, 태그는 의미에 맞게 고릅니다.</w:t>
       </w:r>
     </w:p>
     <w:p>
@@ -3100,7 +4038,61 @@
           <w:sz w:val="19"/>
           <w:szCs w:val="19"/>
         </w:rPr>
-        <w:t>한 페이지에 h1 은 하나만 두는 것이 원칙입니다. 검색 엔진과 화면 낭독기가 h1 을 그 페이지의 대표 제목으로 인식하기 때문입니다. 본 교재 실습 1-2에서 로고를 h1 으로 만든 것도 같은 이유입니다.</w:t>
+        <w:t xml:space="preserve">한 페이지에 h1 은 하나만 두는 것이 원칙입니다. 검색 엔진과 화면 </w:t>
+      </w:r>
+      <w:proofErr w:type="spellStart"/>
+      <w:r>
+        <w:rPr>
+          <w:color w:val="333333"/>
+          <w:sz w:val="19"/>
+          <w:szCs w:val="19"/>
+        </w:rPr>
+        <w:t>낭독기가</w:t>
+      </w:r>
+      <w:proofErr w:type="spellEnd"/>
+      <w:r>
+        <w:rPr>
+          <w:color w:val="333333"/>
+          <w:sz w:val="19"/>
+          <w:szCs w:val="19"/>
+        </w:rPr>
+        <w:t xml:space="preserve"> </w:t>
+      </w:r>
+      <w:proofErr w:type="gramStart"/>
+      <w:r>
+        <w:rPr>
+          <w:color w:val="333333"/>
+          <w:sz w:val="19"/>
+          <w:szCs w:val="19"/>
+        </w:rPr>
+        <w:t>h1 을</w:t>
+      </w:r>
+      <w:proofErr w:type="gramEnd"/>
+      <w:r>
+        <w:rPr>
+          <w:color w:val="333333"/>
+          <w:sz w:val="19"/>
+          <w:szCs w:val="19"/>
+        </w:rPr>
+        <w:t xml:space="preserve"> 그 페이지의 대표 제목으로 인식하기 때문입니다. 본 교재 실습 1-2에서 로고를 </w:t>
+      </w:r>
+      <w:proofErr w:type="gramStart"/>
+      <w:r>
+        <w:rPr>
+          <w:color w:val="333333"/>
+          <w:sz w:val="19"/>
+          <w:szCs w:val="19"/>
+        </w:rPr>
+        <w:t>h1 으로</w:t>
+      </w:r>
+      <w:proofErr w:type="gramEnd"/>
+      <w:r>
+        <w:rPr>
+          <w:color w:val="333333"/>
+          <w:sz w:val="19"/>
+          <w:szCs w:val="19"/>
+        </w:rPr>
+        <w:t xml:space="preserve"> 만든 것도 같은 이유입니다.</w:t>
       </w:r>
     </w:p>
     <w:p>
@@ -3119,13 +4111,23 @@
         </w:rPr>
         <w:t xml:space="preserve">3-2 </w:t>
       </w:r>
+      <w:proofErr w:type="spellStart"/>
       <w:r>
         <w:rPr>
           <w:b/>
           <w:bCs/>
           <w:color w:val="1F3864"/>
         </w:rPr>
-        <w:t>줄바꿈은 태그로</w:t>
+        <w:t>줄바꿈은</w:t>
+      </w:r>
+      <w:proofErr w:type="spellEnd"/>
+      <w:r>
+        <w:rPr>
+          <w:b/>
+          <w:bCs/>
+          <w:color w:val="1F3864"/>
+        </w:rPr>
+        <w:t xml:space="preserve"> 태그로</w:t>
       </w:r>
     </w:p>
     <w:p>
@@ -3133,7 +4135,23 @@
         <w:spacing w:after="80"/>
       </w:pPr>
       <w:r>
-        <w:t>HTML 은 여러 칸의 공백과 줄바꿈을 전부 한 칸의 공백으로 합쳐 버립니다. 엔터를 아무리 눌러도 화면에서는 줄이 바뀌지 않습니다.</w:t>
+        <w:t xml:space="preserve">HTML 은 여러 칸의 공백과 </w:t>
+      </w:r>
+      <w:proofErr w:type="spellStart"/>
+      <w:r>
+        <w:t>줄바꿈을</w:t>
+      </w:r>
+      <w:proofErr w:type="spellEnd"/>
+      <w:r>
+        <w:t xml:space="preserve"> 전부 한 칸의 공백으로 합쳐 버립니다. </w:t>
+      </w:r>
+      <w:proofErr w:type="spellStart"/>
+      <w:r>
+        <w:t>엔터를</w:t>
+      </w:r>
+      <w:proofErr w:type="spellEnd"/>
+      <w:r>
+        <w:t xml:space="preserve"> 아무리 눌러도 화면에서는 줄이 바뀌지 않습니다.</w:t>
       </w:r>
     </w:p>
     <w:p>
@@ -3151,7 +4169,43 @@
           <w:sz w:val="17"/>
           <w:szCs w:val="17"/>
         </w:rPr>
-        <w:t>&lt;p&gt;첫 줄&lt;br /&gt;둘째 줄&lt;/p&gt;     &lt;-- br 로 줄을 바꿈</w:t>
+        <w:t>&lt;p&gt;첫 줄&lt;</w:t>
+      </w:r>
+      <w:proofErr w:type="spellStart"/>
+      <w:r>
+        <w:rPr>
+          <w:rFonts w:ascii="Consolas" w:eastAsia="Consolas" w:hAnsi="Consolas" w:cs="Consolas"/>
+          <w:sz w:val="17"/>
+          <w:szCs w:val="17"/>
+        </w:rPr>
+        <w:t>br</w:t>
+      </w:r>
+      <w:proofErr w:type="spellEnd"/>
+      <w:r>
+        <w:rPr>
+          <w:rFonts w:ascii="Consolas" w:eastAsia="Consolas" w:hAnsi="Consolas" w:cs="Consolas"/>
+          <w:sz w:val="17"/>
+          <w:szCs w:val="17"/>
+        </w:rPr>
+        <w:t xml:space="preserve"> /&gt;둘째 줄&lt;/p&gt;     &lt;-- </w:t>
+      </w:r>
+      <w:proofErr w:type="spellStart"/>
+      <w:r>
+        <w:rPr>
+          <w:rFonts w:ascii="Consolas" w:eastAsia="Consolas" w:hAnsi="Consolas" w:cs="Consolas"/>
+          <w:sz w:val="17"/>
+          <w:szCs w:val="17"/>
+        </w:rPr>
+        <w:t>br</w:t>
+      </w:r>
+      <w:proofErr w:type="spellEnd"/>
+      <w:r>
+        <w:rPr>
+          <w:rFonts w:ascii="Consolas" w:eastAsia="Consolas" w:hAnsi="Consolas" w:cs="Consolas"/>
+          <w:sz w:val="17"/>
+          <w:szCs w:val="17"/>
+        </w:rPr>
+        <w:t xml:space="preserve"> 로 줄을 바꿈</w:t>
       </w:r>
     </w:p>
     <w:p>
@@ -3169,7 +4223,25 @@
           <w:sz w:val="17"/>
           <w:szCs w:val="17"/>
         </w:rPr>
-        <w:t>&lt;hr /&gt;                         &lt;-- 가로 구분선</w:t>
+        <w:t>&lt;</w:t>
+      </w:r>
+      <w:proofErr w:type="spellStart"/>
+      <w:r>
+        <w:rPr>
+          <w:rFonts w:ascii="Consolas" w:eastAsia="Consolas" w:hAnsi="Consolas" w:cs="Consolas"/>
+          <w:sz w:val="17"/>
+          <w:szCs w:val="17"/>
+        </w:rPr>
+        <w:t>hr</w:t>
+      </w:r>
+      <w:proofErr w:type="spellEnd"/>
+      <w:r>
+        <w:rPr>
+          <w:rFonts w:ascii="Consolas" w:eastAsia="Consolas" w:hAnsi="Consolas" w:cs="Consolas"/>
+          <w:sz w:val="17"/>
+          <w:szCs w:val="17"/>
+        </w:rPr>
+        <w:t xml:space="preserve"> /&gt;                         &lt;-- 가로 구분선</w:t>
       </w:r>
     </w:p>
     <w:p>
@@ -3407,7 +4479,23 @@
                 <w:sz w:val="18"/>
                 <w:szCs w:val="18"/>
               </w:rPr>
-              <w:t>&lt;em&gt;</w:t>
+              <w:t>&lt;</w:t>
+            </w:r>
+            <w:proofErr w:type="spellStart"/>
+            <w:r>
+              <w:rPr>
+                <w:sz w:val="18"/>
+                <w:szCs w:val="18"/>
+              </w:rPr>
+              <w:t>em</w:t>
+            </w:r>
+            <w:proofErr w:type="spellEnd"/>
+            <w:r>
+              <w:rPr>
+                <w:sz w:val="18"/>
+                <w:szCs w:val="18"/>
+              </w:rPr>
+              <w:t>&gt;</w:t>
             </w:r>
           </w:p>
         </w:tc>
@@ -3645,7 +4733,25 @@
           <w:sz w:val="19"/>
           <w:szCs w:val="19"/>
         </w:rPr>
-        <w:t>&lt;b&gt; 와 &lt;strong&gt; 은 똑같이 굵게 보이지만 의미가 다릅니다. &lt;b&gt; 는 그냥 굵게, &lt;strong&gt; 은 "이건 중요하다"는 뜻입니다. 화면 낭독기는 &lt;strong&gt; 만 힘주어 읽습니다. 특별한 이유가 없으면 &lt;strong&gt; 을 쓰세요.</w:t>
+        <w:t xml:space="preserve">&lt;b&gt; 와 &lt;strong&gt; 은 똑같이 굵게 보이지만 의미가 다릅니다. &lt;b&gt; 는 그냥 굵게, &lt;strong&gt; 은 "이건 중요하다"는 뜻입니다. 화면 </w:t>
+      </w:r>
+      <w:proofErr w:type="spellStart"/>
+      <w:r>
+        <w:rPr>
+          <w:color w:val="333333"/>
+          <w:sz w:val="19"/>
+          <w:szCs w:val="19"/>
+        </w:rPr>
+        <w:t>낭독기는</w:t>
+      </w:r>
+      <w:proofErr w:type="spellEnd"/>
+      <w:r>
+        <w:rPr>
+          <w:color w:val="333333"/>
+          <w:sz w:val="19"/>
+          <w:szCs w:val="19"/>
+        </w:rPr>
+        <w:t xml:space="preserve"> &lt;strong&gt; 만 힘주어 읽습니다. 특별한 이유가 없으면 &lt;strong&gt; 을 쓰세요.</w:t>
       </w:r>
     </w:p>
     <w:p>
@@ -4147,7 +5253,23 @@
                 <w:sz w:val="18"/>
                 <w:szCs w:val="18"/>
               </w:rPr>
-              <w:t>div, p, h1~h6, ul, li, section, header</w:t>
+              <w:t xml:space="preserve">div, p, h1~h6, </w:t>
+            </w:r>
+            <w:proofErr w:type="spellStart"/>
+            <w:r>
+              <w:rPr>
+                <w:sz w:val="18"/>
+                <w:szCs w:val="18"/>
+              </w:rPr>
+              <w:t>ul</w:t>
+            </w:r>
+            <w:proofErr w:type="spellEnd"/>
+            <w:r>
+              <w:rPr>
+                <w:sz w:val="18"/>
+                <w:szCs w:val="18"/>
+              </w:rPr>
+              <w:t>, li, section, header</w:t>
             </w:r>
           </w:p>
         </w:tc>
@@ -4171,8 +5293,33 @@
                 <w:sz w:val="18"/>
                 <w:szCs w:val="18"/>
               </w:rPr>
-              <w:t>span, a, strong, em, img</w:t>
-            </w:r>
+              <w:t xml:space="preserve">span, a, strong, </w:t>
+            </w:r>
+            <w:proofErr w:type="spellStart"/>
+            <w:r>
+              <w:rPr>
+                <w:sz w:val="18"/>
+                <w:szCs w:val="18"/>
+              </w:rPr>
+              <w:t>em</w:t>
+            </w:r>
+            <w:proofErr w:type="spellEnd"/>
+            <w:r>
+              <w:rPr>
+                <w:sz w:val="18"/>
+                <w:szCs w:val="18"/>
+              </w:rPr>
+              <w:t xml:space="preserve">, </w:t>
+            </w:r>
+            <w:proofErr w:type="spellStart"/>
+            <w:r>
+              <w:rPr>
+                <w:sz w:val="18"/>
+                <w:szCs w:val="18"/>
+              </w:rPr>
+              <w:t>img</w:t>
+            </w:r>
+            <w:proofErr w:type="spellEnd"/>
           </w:p>
         </w:tc>
       </w:tr>
@@ -4207,7 +5354,61 @@
           <w:sz w:val="19"/>
           <w:szCs w:val="19"/>
         </w:rPr>
-        <w:t>본 교재 실습 1-2에서 로고(h1)와 메뉴(nav)가 세로로 쌓여 있다가 display: flex 를 주자 가로로 나란해지는 장면이 나옵니다. 둘 다 블록 요소라서 원래는 세로로 쌓이기 때문입니다. 이 성질은 CSS 로 바꿀 수 있으며, 자세한 내용은 「CSS 기초」 4장에 있습니다.</w:t>
+        <w:t>본 교재 실습 1-2에서 로고(h1)와 메뉴(</w:t>
+      </w:r>
+      <w:proofErr w:type="spellStart"/>
+      <w:r>
+        <w:rPr>
+          <w:color w:val="333333"/>
+          <w:sz w:val="19"/>
+          <w:szCs w:val="19"/>
+        </w:rPr>
+        <w:t>nav</w:t>
+      </w:r>
+      <w:proofErr w:type="spellEnd"/>
+      <w:r>
+        <w:rPr>
+          <w:color w:val="333333"/>
+          <w:sz w:val="19"/>
+          <w:szCs w:val="19"/>
+        </w:rPr>
+        <w:t xml:space="preserve">)가 세로로 쌓여 있다가 display: flex 를 주자 가로로 </w:t>
+      </w:r>
+      <w:proofErr w:type="spellStart"/>
+      <w:r>
+        <w:rPr>
+          <w:color w:val="333333"/>
+          <w:sz w:val="19"/>
+          <w:szCs w:val="19"/>
+        </w:rPr>
+        <w:t>나란해지는</w:t>
+      </w:r>
+      <w:proofErr w:type="spellEnd"/>
+      <w:r>
+        <w:rPr>
+          <w:color w:val="333333"/>
+          <w:sz w:val="19"/>
+          <w:szCs w:val="19"/>
+        </w:rPr>
+        <w:t xml:space="preserve"> 장면이 나옵니다. 둘 다 블록 </w:t>
+      </w:r>
+      <w:proofErr w:type="spellStart"/>
+      <w:r>
+        <w:rPr>
+          <w:color w:val="333333"/>
+          <w:sz w:val="19"/>
+          <w:szCs w:val="19"/>
+        </w:rPr>
+        <w:t>요소라서</w:t>
+      </w:r>
+      <w:proofErr w:type="spellEnd"/>
+      <w:r>
+        <w:rPr>
+          <w:color w:val="333333"/>
+          <w:sz w:val="19"/>
+          <w:szCs w:val="19"/>
+        </w:rPr>
+        <w:t xml:space="preserve"> 원래는 세로로 쌓이기 때문입니다. 이 성질은 CSS 로 바꿀 수 있으며, 자세한 내용은 「CSS 기초」 4장에 있습니다.</w:t>
       </w:r>
     </w:p>
     <w:p>
@@ -4271,7 +5472,25 @@
           <w:sz w:val="19"/>
           <w:szCs w:val="19"/>
         </w:rPr>
-        <w:t>p 안에서 엔터를 여러 번 쳐도 화면에서는 줄이 바뀌지 않는다.</w:t>
+        <w:t xml:space="preserve">p 안에서 </w:t>
+      </w:r>
+      <w:proofErr w:type="spellStart"/>
+      <w:r>
+        <w:rPr>
+          <w:color w:val="333333"/>
+          <w:sz w:val="19"/>
+          <w:szCs w:val="19"/>
+        </w:rPr>
+        <w:t>엔터를</w:t>
+      </w:r>
+      <w:proofErr w:type="spellEnd"/>
+      <w:r>
+        <w:rPr>
+          <w:color w:val="333333"/>
+          <w:sz w:val="19"/>
+          <w:szCs w:val="19"/>
+        </w:rPr>
+        <w:t xml:space="preserve"> 여러 번 쳐도 화면에서는 줄이 바뀌지 않는다.</w:t>
       </w:r>
     </w:p>
     <w:p>
@@ -4356,13 +5575,23 @@
         <w:spacing w:before="120" w:line="250" w:lineRule="auto"/>
         <w:ind w:left="180" w:right="180"/>
       </w:pPr>
-      <w:r>
-        <w:rPr>
-          <w:rFonts w:ascii="Consolas" w:eastAsia="Consolas" w:hAnsi="Consolas" w:cs="Consolas"/>
-          <w:sz w:val="17"/>
-          <w:szCs w:val="17"/>
-        </w:rPr>
-        <w:t>&lt;!-- 순서가 없는 목록 : 앞에 점(bullet) --&gt;</w:t>
+      <w:proofErr w:type="gramStart"/>
+      <w:r>
+        <w:rPr>
+          <w:rFonts w:ascii="Consolas" w:eastAsia="Consolas" w:hAnsi="Consolas" w:cs="Consolas"/>
+          <w:sz w:val="17"/>
+          <w:szCs w:val="17"/>
+        </w:rPr>
+        <w:t>&lt;!--</w:t>
+      </w:r>
+      <w:proofErr w:type="gramEnd"/>
+      <w:r>
+        <w:rPr>
+          <w:rFonts w:ascii="Consolas" w:eastAsia="Consolas" w:hAnsi="Consolas" w:cs="Consolas"/>
+          <w:sz w:val="17"/>
+          <w:szCs w:val="17"/>
+        </w:rPr>
+        <w:t xml:space="preserve"> 순서가 없는 목록 : 앞에 점(bullet) --&gt;</w:t>
       </w:r>
     </w:p>
     <w:p>
@@ -4380,7 +5609,25 @@
           <w:sz w:val="17"/>
           <w:szCs w:val="17"/>
         </w:rPr>
-        <w:t>&lt;ul&gt;</w:t>
+        <w:t>&lt;</w:t>
+      </w:r>
+      <w:proofErr w:type="spellStart"/>
+      <w:r>
+        <w:rPr>
+          <w:rFonts w:ascii="Consolas" w:eastAsia="Consolas" w:hAnsi="Consolas" w:cs="Consolas"/>
+          <w:sz w:val="17"/>
+          <w:szCs w:val="17"/>
+        </w:rPr>
+        <w:t>ul</w:t>
+      </w:r>
+      <w:proofErr w:type="spellEnd"/>
+      <w:r>
+        <w:rPr>
+          <w:rFonts w:ascii="Consolas" w:eastAsia="Consolas" w:hAnsi="Consolas" w:cs="Consolas"/>
+          <w:sz w:val="17"/>
+          <w:szCs w:val="17"/>
+        </w:rPr>
+        <w:t>&gt;</w:t>
       </w:r>
     </w:p>
     <w:p>
@@ -4452,7 +5699,25 @@
           <w:sz w:val="17"/>
           <w:szCs w:val="17"/>
         </w:rPr>
-        <w:t>&lt;/ul&gt;</w:t>
+        <w:t>&lt;/</w:t>
+      </w:r>
+      <w:proofErr w:type="spellStart"/>
+      <w:r>
+        <w:rPr>
+          <w:rFonts w:ascii="Consolas" w:eastAsia="Consolas" w:hAnsi="Consolas" w:cs="Consolas"/>
+          <w:sz w:val="17"/>
+          <w:szCs w:val="17"/>
+        </w:rPr>
+        <w:t>ul</w:t>
+      </w:r>
+      <w:proofErr w:type="spellEnd"/>
+      <w:r>
+        <w:rPr>
+          <w:rFonts w:ascii="Consolas" w:eastAsia="Consolas" w:hAnsi="Consolas" w:cs="Consolas"/>
+          <w:sz w:val="17"/>
+          <w:szCs w:val="17"/>
+        </w:rPr>
+        <w:t>&gt;</w:t>
       </w:r>
     </w:p>
     <w:p>
@@ -4474,13 +5739,23 @@
         <w:spacing w:line="250" w:lineRule="auto"/>
         <w:ind w:left="180" w:right="180"/>
       </w:pPr>
-      <w:r>
-        <w:rPr>
-          <w:rFonts w:ascii="Consolas" w:eastAsia="Consolas" w:hAnsi="Consolas" w:cs="Consolas"/>
-          <w:sz w:val="17"/>
-          <w:szCs w:val="17"/>
-        </w:rPr>
-        <w:t>&lt;!-- 순서가 있는 목록 : 앞에 번호 --&gt;</w:t>
+      <w:proofErr w:type="gramStart"/>
+      <w:r>
+        <w:rPr>
+          <w:rFonts w:ascii="Consolas" w:eastAsia="Consolas" w:hAnsi="Consolas" w:cs="Consolas"/>
+          <w:sz w:val="17"/>
+          <w:szCs w:val="17"/>
+        </w:rPr>
+        <w:t>&lt;!--</w:t>
+      </w:r>
+      <w:proofErr w:type="gramEnd"/>
+      <w:r>
+        <w:rPr>
+          <w:rFonts w:ascii="Consolas" w:eastAsia="Consolas" w:hAnsi="Consolas" w:cs="Consolas"/>
+          <w:sz w:val="17"/>
+          <w:szCs w:val="17"/>
+        </w:rPr>
+        <w:t xml:space="preserve"> 순서가 있는 목록 : 앞에 번호 --&gt;</w:t>
       </w:r>
     </w:p>
     <w:p>
@@ -4498,7 +5773,25 @@
           <w:sz w:val="17"/>
           <w:szCs w:val="17"/>
         </w:rPr>
-        <w:t>&lt;ol&gt;</w:t>
+        <w:t>&lt;</w:t>
+      </w:r>
+      <w:proofErr w:type="spellStart"/>
+      <w:r>
+        <w:rPr>
+          <w:rFonts w:ascii="Consolas" w:eastAsia="Consolas" w:hAnsi="Consolas" w:cs="Consolas"/>
+          <w:sz w:val="17"/>
+          <w:szCs w:val="17"/>
+        </w:rPr>
+        <w:t>ol</w:t>
+      </w:r>
+      <w:proofErr w:type="spellEnd"/>
+      <w:r>
+        <w:rPr>
+          <w:rFonts w:ascii="Consolas" w:eastAsia="Consolas" w:hAnsi="Consolas" w:cs="Consolas"/>
+          <w:sz w:val="17"/>
+          <w:szCs w:val="17"/>
+        </w:rPr>
+        <w:t>&gt;</w:t>
       </w:r>
     </w:p>
     <w:p>
@@ -4552,7 +5845,25 @@
           <w:sz w:val="17"/>
           <w:szCs w:val="17"/>
         </w:rPr>
-        <w:t>&lt;/ol&gt;</w:t>
+        <w:t>&lt;/</w:t>
+      </w:r>
+      <w:proofErr w:type="spellStart"/>
+      <w:r>
+        <w:rPr>
+          <w:rFonts w:ascii="Consolas" w:eastAsia="Consolas" w:hAnsi="Consolas" w:cs="Consolas"/>
+          <w:sz w:val="17"/>
+          <w:szCs w:val="17"/>
+        </w:rPr>
+        <w:t>ol</w:t>
+      </w:r>
+      <w:proofErr w:type="spellEnd"/>
+      <w:r>
+        <w:rPr>
+          <w:rFonts w:ascii="Consolas" w:eastAsia="Consolas" w:hAnsi="Consolas" w:cs="Consolas"/>
+          <w:sz w:val="17"/>
+          <w:szCs w:val="17"/>
+        </w:rPr>
+        <w:t>&gt;</w:t>
       </w:r>
     </w:p>
     <w:p>
@@ -4574,13 +5885,59 @@
         </w:rPr>
         <w:t xml:space="preserve">■ 알아두기   </w:t>
       </w:r>
+      <w:proofErr w:type="spellStart"/>
       <w:r>
         <w:rPr>
           <w:color w:val="333333"/>
           <w:sz w:val="19"/>
           <w:szCs w:val="19"/>
         </w:rPr>
-        <w:t>ul 과 ol 의 자식은 반드시 li 여야 합니다. ul 바로 안에 div 나 p 를 넣으면 문법에 어긋납니다. 반대로 li 안에는 무엇이든 넣을 수 있습니다.</w:t>
+        <w:t>ul</w:t>
+      </w:r>
+      <w:proofErr w:type="spellEnd"/>
+      <w:r>
+        <w:rPr>
+          <w:color w:val="333333"/>
+          <w:sz w:val="19"/>
+          <w:szCs w:val="19"/>
+        </w:rPr>
+        <w:t xml:space="preserve"> 과 </w:t>
+      </w:r>
+      <w:proofErr w:type="spellStart"/>
+      <w:r>
+        <w:rPr>
+          <w:color w:val="333333"/>
+          <w:sz w:val="19"/>
+          <w:szCs w:val="19"/>
+        </w:rPr>
+        <w:t>ol</w:t>
+      </w:r>
+      <w:proofErr w:type="spellEnd"/>
+      <w:r>
+        <w:rPr>
+          <w:color w:val="333333"/>
+          <w:sz w:val="19"/>
+          <w:szCs w:val="19"/>
+        </w:rPr>
+        <w:t xml:space="preserve"> 의 자식은 반드시 li 여야 합니다. </w:t>
+      </w:r>
+      <w:proofErr w:type="spellStart"/>
+      <w:r>
+        <w:rPr>
+          <w:color w:val="333333"/>
+          <w:sz w:val="19"/>
+          <w:szCs w:val="19"/>
+        </w:rPr>
+        <w:t>ul</w:t>
+      </w:r>
+      <w:proofErr w:type="spellEnd"/>
+      <w:r>
+        <w:rPr>
+          <w:color w:val="333333"/>
+          <w:sz w:val="19"/>
+          <w:szCs w:val="19"/>
+        </w:rPr>
+        <w:t xml:space="preserve"> 바로 안에 div 나 p 를 넣으면 문법에 어긋납니다. 반대로 li 안에는 무엇이든 넣을 수 있습니다.</w:t>
       </w:r>
     </w:p>
     <w:p>
@@ -4649,7 +6006,25 @@
           <w:sz w:val="17"/>
           <w:szCs w:val="17"/>
         </w:rPr>
-        <w:t xml:space="preserve">    &lt;thead&gt;                    &lt;-- 머리글 (고정)</w:t>
+        <w:t xml:space="preserve">    &lt;</w:t>
+      </w:r>
+      <w:proofErr w:type="spellStart"/>
+      <w:r>
+        <w:rPr>
+          <w:rFonts w:ascii="Consolas" w:eastAsia="Consolas" w:hAnsi="Consolas" w:cs="Consolas"/>
+          <w:sz w:val="17"/>
+          <w:szCs w:val="17"/>
+        </w:rPr>
+        <w:t>thead</w:t>
+      </w:r>
+      <w:proofErr w:type="spellEnd"/>
+      <w:r>
+        <w:rPr>
+          <w:rFonts w:ascii="Consolas" w:eastAsia="Consolas" w:hAnsi="Consolas" w:cs="Consolas"/>
+          <w:sz w:val="17"/>
+          <w:szCs w:val="17"/>
+        </w:rPr>
+        <w:t>&gt;                    &lt;-- 머리글 (고정)</w:t>
       </w:r>
     </w:p>
     <w:p>
@@ -4667,7 +6042,25 @@
           <w:sz w:val="17"/>
           <w:szCs w:val="17"/>
         </w:rPr>
-        <w:t xml:space="preserve">        &lt;tr&gt;                   &lt;-- 행(row)</w:t>
+        <w:t xml:space="preserve">        &lt;</w:t>
+      </w:r>
+      <w:proofErr w:type="spellStart"/>
+      <w:r>
+        <w:rPr>
+          <w:rFonts w:ascii="Consolas" w:eastAsia="Consolas" w:hAnsi="Consolas" w:cs="Consolas"/>
+          <w:sz w:val="17"/>
+          <w:szCs w:val="17"/>
+        </w:rPr>
+        <w:t>tr</w:t>
+      </w:r>
+      <w:proofErr w:type="spellEnd"/>
+      <w:r>
+        <w:rPr>
+          <w:rFonts w:ascii="Consolas" w:eastAsia="Consolas" w:hAnsi="Consolas" w:cs="Consolas"/>
+          <w:sz w:val="17"/>
+          <w:szCs w:val="17"/>
+        </w:rPr>
+        <w:t>&gt;                   &lt;-- 행(row)</w:t>
       </w:r>
     </w:p>
     <w:p>
@@ -4685,7 +6078,43 @@
           <w:sz w:val="17"/>
           <w:szCs w:val="17"/>
         </w:rPr>
-        <w:t xml:space="preserve">            &lt;th&gt;이름&lt;/th&gt;       &lt;-- 머리글 칸</w:t>
+        <w:t xml:space="preserve">            &lt;</w:t>
+      </w:r>
+      <w:proofErr w:type="spellStart"/>
+      <w:r>
+        <w:rPr>
+          <w:rFonts w:ascii="Consolas" w:eastAsia="Consolas" w:hAnsi="Consolas" w:cs="Consolas"/>
+          <w:sz w:val="17"/>
+          <w:szCs w:val="17"/>
+        </w:rPr>
+        <w:t>th</w:t>
+      </w:r>
+      <w:proofErr w:type="spellEnd"/>
+      <w:r>
+        <w:rPr>
+          <w:rFonts w:ascii="Consolas" w:eastAsia="Consolas" w:hAnsi="Consolas" w:cs="Consolas"/>
+          <w:sz w:val="17"/>
+          <w:szCs w:val="17"/>
+        </w:rPr>
+        <w:t>&gt;이름&lt;/</w:t>
+      </w:r>
+      <w:proofErr w:type="spellStart"/>
+      <w:r>
+        <w:rPr>
+          <w:rFonts w:ascii="Consolas" w:eastAsia="Consolas" w:hAnsi="Consolas" w:cs="Consolas"/>
+          <w:sz w:val="17"/>
+          <w:szCs w:val="17"/>
+        </w:rPr>
+        <w:t>th</w:t>
+      </w:r>
+      <w:proofErr w:type="spellEnd"/>
+      <w:r>
+        <w:rPr>
+          <w:rFonts w:ascii="Consolas" w:eastAsia="Consolas" w:hAnsi="Consolas" w:cs="Consolas"/>
+          <w:sz w:val="17"/>
+          <w:szCs w:val="17"/>
+        </w:rPr>
+        <w:t>&gt;       &lt;-- 머리글 칸</w:t>
       </w:r>
     </w:p>
     <w:p>
@@ -4703,7 +6132,43 @@
           <w:sz w:val="17"/>
           <w:szCs w:val="17"/>
         </w:rPr>
-        <w:t xml:space="preserve">            &lt;th&gt;학번&lt;/th&gt;</w:t>
+        <w:t xml:space="preserve">            &lt;</w:t>
+      </w:r>
+      <w:proofErr w:type="spellStart"/>
+      <w:r>
+        <w:rPr>
+          <w:rFonts w:ascii="Consolas" w:eastAsia="Consolas" w:hAnsi="Consolas" w:cs="Consolas"/>
+          <w:sz w:val="17"/>
+          <w:szCs w:val="17"/>
+        </w:rPr>
+        <w:t>th</w:t>
+      </w:r>
+      <w:proofErr w:type="spellEnd"/>
+      <w:r>
+        <w:rPr>
+          <w:rFonts w:ascii="Consolas" w:eastAsia="Consolas" w:hAnsi="Consolas" w:cs="Consolas"/>
+          <w:sz w:val="17"/>
+          <w:szCs w:val="17"/>
+        </w:rPr>
+        <w:t>&gt;학번&lt;/</w:t>
+      </w:r>
+      <w:proofErr w:type="spellStart"/>
+      <w:r>
+        <w:rPr>
+          <w:rFonts w:ascii="Consolas" w:eastAsia="Consolas" w:hAnsi="Consolas" w:cs="Consolas"/>
+          <w:sz w:val="17"/>
+          <w:szCs w:val="17"/>
+        </w:rPr>
+        <w:t>th</w:t>
+      </w:r>
+      <w:proofErr w:type="spellEnd"/>
+      <w:r>
+        <w:rPr>
+          <w:rFonts w:ascii="Consolas" w:eastAsia="Consolas" w:hAnsi="Consolas" w:cs="Consolas"/>
+          <w:sz w:val="17"/>
+          <w:szCs w:val="17"/>
+        </w:rPr>
+        <w:t>&gt;</w:t>
       </w:r>
     </w:p>
     <w:p>
@@ -4721,7 +6186,25 @@
           <w:sz w:val="17"/>
           <w:szCs w:val="17"/>
         </w:rPr>
-        <w:t xml:space="preserve">        &lt;/tr&gt;</w:t>
+        <w:t xml:space="preserve">        &lt;/</w:t>
+      </w:r>
+      <w:proofErr w:type="spellStart"/>
+      <w:r>
+        <w:rPr>
+          <w:rFonts w:ascii="Consolas" w:eastAsia="Consolas" w:hAnsi="Consolas" w:cs="Consolas"/>
+          <w:sz w:val="17"/>
+          <w:szCs w:val="17"/>
+        </w:rPr>
+        <w:t>tr</w:t>
+      </w:r>
+      <w:proofErr w:type="spellEnd"/>
+      <w:r>
+        <w:rPr>
+          <w:rFonts w:ascii="Consolas" w:eastAsia="Consolas" w:hAnsi="Consolas" w:cs="Consolas"/>
+          <w:sz w:val="17"/>
+          <w:szCs w:val="17"/>
+        </w:rPr>
+        <w:t>&gt;</w:t>
       </w:r>
     </w:p>
     <w:p>
@@ -4739,7 +6222,25 @@
           <w:sz w:val="17"/>
           <w:szCs w:val="17"/>
         </w:rPr>
-        <w:t xml:space="preserve">    &lt;/thead&gt;</w:t>
+        <w:t xml:space="preserve">    &lt;/</w:t>
+      </w:r>
+      <w:proofErr w:type="spellStart"/>
+      <w:r>
+        <w:rPr>
+          <w:rFonts w:ascii="Consolas" w:eastAsia="Consolas" w:hAnsi="Consolas" w:cs="Consolas"/>
+          <w:sz w:val="17"/>
+          <w:szCs w:val="17"/>
+        </w:rPr>
+        <w:t>thead</w:t>
+      </w:r>
+      <w:proofErr w:type="spellEnd"/>
+      <w:r>
+        <w:rPr>
+          <w:rFonts w:ascii="Consolas" w:eastAsia="Consolas" w:hAnsi="Consolas" w:cs="Consolas"/>
+          <w:sz w:val="17"/>
+          <w:szCs w:val="17"/>
+        </w:rPr>
+        <w:t>&gt;</w:t>
       </w:r>
     </w:p>
     <w:p>
@@ -4757,7 +6258,25 @@
           <w:sz w:val="17"/>
           <w:szCs w:val="17"/>
         </w:rPr>
-        <w:t xml:space="preserve">    &lt;tbody&gt;                    &lt;-- 실제 데이터 (여기만 바뀜)</w:t>
+        <w:t xml:space="preserve">    &lt;</w:t>
+      </w:r>
+      <w:proofErr w:type="spellStart"/>
+      <w:r>
+        <w:rPr>
+          <w:rFonts w:ascii="Consolas" w:eastAsia="Consolas" w:hAnsi="Consolas" w:cs="Consolas"/>
+          <w:sz w:val="17"/>
+          <w:szCs w:val="17"/>
+        </w:rPr>
+        <w:t>tbody</w:t>
+      </w:r>
+      <w:proofErr w:type="spellEnd"/>
+      <w:r>
+        <w:rPr>
+          <w:rFonts w:ascii="Consolas" w:eastAsia="Consolas" w:hAnsi="Consolas" w:cs="Consolas"/>
+          <w:sz w:val="17"/>
+          <w:szCs w:val="17"/>
+        </w:rPr>
+        <w:t>&gt;                    &lt;-- 실제 데이터 (여기만 바뀜)</w:t>
       </w:r>
     </w:p>
     <w:p>
@@ -4775,7 +6294,25 @@
           <w:sz w:val="17"/>
           <w:szCs w:val="17"/>
         </w:rPr>
-        <w:t xml:space="preserve">        &lt;tr&gt;</w:t>
+        <w:t xml:space="preserve">        &lt;</w:t>
+      </w:r>
+      <w:proofErr w:type="spellStart"/>
+      <w:r>
+        <w:rPr>
+          <w:rFonts w:ascii="Consolas" w:eastAsia="Consolas" w:hAnsi="Consolas" w:cs="Consolas"/>
+          <w:sz w:val="17"/>
+          <w:szCs w:val="17"/>
+        </w:rPr>
+        <w:t>tr</w:t>
+      </w:r>
+      <w:proofErr w:type="spellEnd"/>
+      <w:r>
+        <w:rPr>
+          <w:rFonts w:ascii="Consolas" w:eastAsia="Consolas" w:hAnsi="Consolas" w:cs="Consolas"/>
+          <w:sz w:val="17"/>
+          <w:szCs w:val="17"/>
+        </w:rPr>
+        <w:t>&gt;</w:t>
       </w:r>
     </w:p>
     <w:p>
@@ -4829,7 +6366,25 @@
           <w:sz w:val="17"/>
           <w:szCs w:val="17"/>
         </w:rPr>
-        <w:t xml:space="preserve">        &lt;/tr&gt;</w:t>
+        <w:t xml:space="preserve">        &lt;/</w:t>
+      </w:r>
+      <w:proofErr w:type="spellStart"/>
+      <w:r>
+        <w:rPr>
+          <w:rFonts w:ascii="Consolas" w:eastAsia="Consolas" w:hAnsi="Consolas" w:cs="Consolas"/>
+          <w:sz w:val="17"/>
+          <w:szCs w:val="17"/>
+        </w:rPr>
+        <w:t>tr</w:t>
+      </w:r>
+      <w:proofErr w:type="spellEnd"/>
+      <w:r>
+        <w:rPr>
+          <w:rFonts w:ascii="Consolas" w:eastAsia="Consolas" w:hAnsi="Consolas" w:cs="Consolas"/>
+          <w:sz w:val="17"/>
+          <w:szCs w:val="17"/>
+        </w:rPr>
+        <w:t>&gt;</w:t>
       </w:r>
     </w:p>
     <w:p>
@@ -4847,7 +6402,25 @@
           <w:sz w:val="17"/>
           <w:szCs w:val="17"/>
         </w:rPr>
-        <w:t xml:space="preserve">    &lt;/tbody&gt;</w:t>
+        <w:t xml:space="preserve">    &lt;/</w:t>
+      </w:r>
+      <w:proofErr w:type="spellStart"/>
+      <w:r>
+        <w:rPr>
+          <w:rFonts w:ascii="Consolas" w:eastAsia="Consolas" w:hAnsi="Consolas" w:cs="Consolas"/>
+          <w:sz w:val="17"/>
+          <w:szCs w:val="17"/>
+        </w:rPr>
+        <w:t>tbody</w:t>
+      </w:r>
+      <w:proofErr w:type="spellEnd"/>
+      <w:r>
+        <w:rPr>
+          <w:rFonts w:ascii="Consolas" w:eastAsia="Consolas" w:hAnsi="Consolas" w:cs="Consolas"/>
+          <w:sz w:val="17"/>
+          <w:szCs w:val="17"/>
+        </w:rPr>
+        <w:t>&gt;</w:t>
       </w:r>
     </w:p>
     <w:p>
@@ -5073,6 +6646,7 @@
             <w:pPr>
               <w:spacing w:line="260" w:lineRule="auto"/>
             </w:pPr>
+            <w:proofErr w:type="spellStart"/>
             <w:r>
               <w:rPr>
                 <w:sz w:val="18"/>
@@ -5080,6 +6654,7 @@
               </w:rPr>
               <w:t>thead</w:t>
             </w:r>
+            <w:proofErr w:type="spellEnd"/>
           </w:p>
         </w:tc>
         <w:tc>
@@ -5150,6 +6725,7 @@
             <w:pPr>
               <w:spacing w:line="260" w:lineRule="auto"/>
             </w:pPr>
+            <w:proofErr w:type="spellStart"/>
             <w:r>
               <w:rPr>
                 <w:sz w:val="18"/>
@@ -5157,6 +6733,7 @@
               </w:rPr>
               <w:t>tbody</w:t>
             </w:r>
+            <w:proofErr w:type="spellEnd"/>
           </w:p>
         </w:tc>
         <w:tc>
@@ -5227,6 +6804,7 @@
             <w:pPr>
               <w:spacing w:line="260" w:lineRule="auto"/>
             </w:pPr>
+            <w:proofErr w:type="spellStart"/>
             <w:r>
               <w:rPr>
                 <w:sz w:val="18"/>
@@ -5234,6 +6812,7 @@
               </w:rPr>
               <w:t>tr</w:t>
             </w:r>
+            <w:proofErr w:type="spellEnd"/>
           </w:p>
         </w:tc>
         <w:tc>
@@ -5304,6 +6883,7 @@
             <w:pPr>
               <w:spacing w:line="260" w:lineRule="auto"/>
             </w:pPr>
+            <w:proofErr w:type="spellStart"/>
             <w:r>
               <w:rPr>
                 <w:sz w:val="18"/>
@@ -5311,6 +6891,7 @@
               </w:rPr>
               <w:t>th</w:t>
             </w:r>
+            <w:proofErr w:type="spellEnd"/>
           </w:p>
         </w:tc>
         <w:tc>
@@ -5471,7 +7052,97 @@
           <w:sz w:val="19"/>
           <w:szCs w:val="19"/>
         </w:rPr>
-        <w:t>본 교재 실습 3-4에서 tbody 에만 id="studentTableBody" 를 붙이는 이유가 여기 있습니다. 머리글은 그대로 두고 데이터 행만 통째로 바꾸면 되기 때문입니다. 실습 3-6에서 이 tbody 의 innerHTML 을 비우고 다시 채웁니다.</w:t>
+        <w:t xml:space="preserve">본 교재 실습 3-4에서 </w:t>
+      </w:r>
+      <w:proofErr w:type="spellStart"/>
+      <w:r>
+        <w:rPr>
+          <w:color w:val="333333"/>
+          <w:sz w:val="19"/>
+          <w:szCs w:val="19"/>
+        </w:rPr>
+        <w:t>tbody</w:t>
+      </w:r>
+      <w:proofErr w:type="spellEnd"/>
+      <w:r>
+        <w:rPr>
+          <w:color w:val="333333"/>
+          <w:sz w:val="19"/>
+          <w:szCs w:val="19"/>
+        </w:rPr>
+        <w:t xml:space="preserve"> 에만 id="</w:t>
+      </w:r>
+      <w:proofErr w:type="spellStart"/>
+      <w:r>
+        <w:rPr>
+          <w:color w:val="333333"/>
+          <w:sz w:val="19"/>
+          <w:szCs w:val="19"/>
+        </w:rPr>
+        <w:t>studentTableBody</w:t>
+      </w:r>
+      <w:proofErr w:type="spellEnd"/>
+      <w:r>
+        <w:rPr>
+          <w:color w:val="333333"/>
+          <w:sz w:val="19"/>
+          <w:szCs w:val="19"/>
+        </w:rPr>
+        <w:t xml:space="preserve">" </w:t>
+      </w:r>
+      <w:proofErr w:type="spellStart"/>
+      <w:r>
+        <w:rPr>
+          <w:color w:val="333333"/>
+          <w:sz w:val="19"/>
+          <w:szCs w:val="19"/>
+        </w:rPr>
+        <w:t>를</w:t>
+      </w:r>
+      <w:proofErr w:type="spellEnd"/>
+      <w:r>
+        <w:rPr>
+          <w:color w:val="333333"/>
+          <w:sz w:val="19"/>
+          <w:szCs w:val="19"/>
+        </w:rPr>
+        <w:t xml:space="preserve"> 붙이는 이유가 여기 있습니다. 머리글은 그대로 두고 데이터 행만 통째로 바꾸면 되기 때문입니다. 실습 3-6에서 이 </w:t>
+      </w:r>
+      <w:proofErr w:type="spellStart"/>
+      <w:r>
+        <w:rPr>
+          <w:color w:val="333333"/>
+          <w:sz w:val="19"/>
+          <w:szCs w:val="19"/>
+        </w:rPr>
+        <w:t>tbody</w:t>
+      </w:r>
+      <w:proofErr w:type="spellEnd"/>
+      <w:r>
+        <w:rPr>
+          <w:color w:val="333333"/>
+          <w:sz w:val="19"/>
+          <w:szCs w:val="19"/>
+        </w:rPr>
+        <w:t xml:space="preserve"> 의 </w:t>
+      </w:r>
+      <w:proofErr w:type="spellStart"/>
+      <w:r>
+        <w:rPr>
+          <w:color w:val="333333"/>
+          <w:sz w:val="19"/>
+          <w:szCs w:val="19"/>
+        </w:rPr>
+        <w:t>innerHTML</w:t>
+      </w:r>
+      <w:proofErr w:type="spellEnd"/>
+      <w:r>
+        <w:rPr>
+          <w:color w:val="333333"/>
+          <w:sz w:val="19"/>
+          <w:szCs w:val="19"/>
+        </w:rPr>
+        <w:t xml:space="preserve"> 을 비우고 다시 채웁니다.</w:t>
       </w:r>
     </w:p>
     <w:p>
@@ -5479,7 +7150,15 @@
         <w:spacing w:after="80"/>
       </w:pPr>
       <w:r>
-        <w:t>한 칸이 여러 칸을 차지하게 하려면 colspan 을 씁니다. 실습 3-11에서 "데이터를 불러올 수 없습니다" 안내를 표 전체 너비에 걸쳐 보여줄 때 쓰는 속성입니다.</w:t>
+        <w:t xml:space="preserve">한 칸이 여러 칸을 차지하게 하려면 </w:t>
+      </w:r>
+      <w:proofErr w:type="spellStart"/>
+      <w:r>
+        <w:t>colspan</w:t>
+      </w:r>
+      <w:proofErr w:type="spellEnd"/>
+      <w:r>
+        <w:t xml:space="preserve"> 을 씁니다. 실습 3-11에서 "데이터를 불러올 수 없습니다" 안내를 표 전체 너비에 걸쳐 보여줄 때 쓰는 속성입니다.</w:t>
       </w:r>
     </w:p>
     <w:p>
@@ -5497,7 +7176,25 @@
           <w:sz w:val="17"/>
           <w:szCs w:val="17"/>
         </w:rPr>
-        <w:t>&lt;tr&gt;</w:t>
+        <w:t>&lt;</w:t>
+      </w:r>
+      <w:proofErr w:type="spellStart"/>
+      <w:r>
+        <w:rPr>
+          <w:rFonts w:ascii="Consolas" w:eastAsia="Consolas" w:hAnsi="Consolas" w:cs="Consolas"/>
+          <w:sz w:val="17"/>
+          <w:szCs w:val="17"/>
+        </w:rPr>
+        <w:t>tr</w:t>
+      </w:r>
+      <w:proofErr w:type="spellEnd"/>
+      <w:r>
+        <w:rPr>
+          <w:rFonts w:ascii="Consolas" w:eastAsia="Consolas" w:hAnsi="Consolas" w:cs="Consolas"/>
+          <w:sz w:val="17"/>
+          <w:szCs w:val="17"/>
+        </w:rPr>
+        <w:t>&gt;</w:t>
       </w:r>
     </w:p>
     <w:p>
@@ -5515,7 +7212,43 @@
           <w:sz w:val="17"/>
           <w:szCs w:val="17"/>
         </w:rPr>
-        <w:t xml:space="preserve">    &lt;td colspan="7"&gt;등록된 학생이 없습니다.&lt;/td&gt;</w:t>
+        <w:t xml:space="preserve">    &lt;td </w:t>
+      </w:r>
+      <w:proofErr w:type="spellStart"/>
+      <w:r>
+        <w:rPr>
+          <w:rFonts w:ascii="Consolas" w:eastAsia="Consolas" w:hAnsi="Consolas" w:cs="Consolas"/>
+          <w:sz w:val="17"/>
+          <w:szCs w:val="17"/>
+        </w:rPr>
+        <w:t>colspan</w:t>
+      </w:r>
+      <w:proofErr w:type="spellEnd"/>
+      <w:r>
+        <w:rPr>
+          <w:rFonts w:ascii="Consolas" w:eastAsia="Consolas" w:hAnsi="Consolas" w:cs="Consolas"/>
+          <w:sz w:val="17"/>
+          <w:szCs w:val="17"/>
+        </w:rPr>
+        <w:t>="7"&gt;등록된 학생이 없습니다</w:t>
+      </w:r>
+      <w:proofErr w:type="gramStart"/>
+      <w:r>
+        <w:rPr>
+          <w:rFonts w:ascii="Consolas" w:eastAsia="Consolas" w:hAnsi="Consolas" w:cs="Consolas"/>
+          <w:sz w:val="17"/>
+          <w:szCs w:val="17"/>
+        </w:rPr>
+        <w:t>.&lt;</w:t>
+      </w:r>
+      <w:proofErr w:type="gramEnd"/>
+      <w:r>
+        <w:rPr>
+          <w:rFonts w:ascii="Consolas" w:eastAsia="Consolas" w:hAnsi="Consolas" w:cs="Consolas"/>
+          <w:sz w:val="17"/>
+          <w:szCs w:val="17"/>
+        </w:rPr>
+        <w:t>/td&gt;</w:t>
       </w:r>
     </w:p>
     <w:p>
@@ -5533,7 +7266,25 @@
           <w:sz w:val="17"/>
           <w:szCs w:val="17"/>
         </w:rPr>
-        <w:t>&lt;/tr&gt;</w:t>
+        <w:t>&lt;/</w:t>
+      </w:r>
+      <w:proofErr w:type="spellStart"/>
+      <w:r>
+        <w:rPr>
+          <w:rFonts w:ascii="Consolas" w:eastAsia="Consolas" w:hAnsi="Consolas" w:cs="Consolas"/>
+          <w:sz w:val="17"/>
+          <w:szCs w:val="17"/>
+        </w:rPr>
+        <w:t>tr</w:t>
+      </w:r>
+      <w:proofErr w:type="spellEnd"/>
+      <w:r>
+        <w:rPr>
+          <w:rFonts w:ascii="Consolas" w:eastAsia="Consolas" w:hAnsi="Consolas" w:cs="Consolas"/>
+          <w:sz w:val="17"/>
+          <w:szCs w:val="17"/>
+        </w:rPr>
+        <w:t>&gt;</w:t>
       </w:r>
     </w:p>
     <w:p>
@@ -5561,7 +7312,25 @@
           <w:sz w:val="19"/>
           <w:szCs w:val="19"/>
         </w:rPr>
-        <w:t>표가 깨져 보인다 → tr 안에 td 를 넣어야 하는데 순서가 뒤바뀌었거나, 행마다 칸 개수가 다릅니다.</w:t>
+        <w:t xml:space="preserve">표가 깨져 보인다 → </w:t>
+      </w:r>
+      <w:proofErr w:type="spellStart"/>
+      <w:r>
+        <w:rPr>
+          <w:color w:val="333333"/>
+          <w:sz w:val="19"/>
+          <w:szCs w:val="19"/>
+        </w:rPr>
+        <w:t>tr</w:t>
+      </w:r>
+      <w:proofErr w:type="spellEnd"/>
+      <w:r>
+        <w:rPr>
+          <w:color w:val="333333"/>
+          <w:sz w:val="19"/>
+          <w:szCs w:val="19"/>
+        </w:rPr>
+        <w:t xml:space="preserve"> 안에 td 를 넣어야 하는데 순서가 뒤바뀌었거나, 행마다 칸 개수가 다릅니다.</w:t>
       </w:r>
     </w:p>
     <w:p>
@@ -5573,13 +7342,23 @@
         <w:spacing w:after="160" w:line="290" w:lineRule="auto"/>
         <w:ind w:left="150" w:right="150"/>
       </w:pPr>
+      <w:proofErr w:type="spellStart"/>
       <w:r>
         <w:rPr>
           <w:color w:val="333333"/>
           <w:sz w:val="19"/>
           <w:szCs w:val="19"/>
         </w:rPr>
-        <w:t>colspan 값이 실제 열 개수와 다르다 → 안내 문구가 표 너비에 맞지 않게 잘리거나 빈 칸이 남습니다.</w:t>
+        <w:t>colspan</w:t>
+      </w:r>
+      <w:proofErr w:type="spellEnd"/>
+      <w:r>
+        <w:rPr>
+          <w:color w:val="333333"/>
+          <w:sz w:val="19"/>
+          <w:szCs w:val="19"/>
+        </w:rPr>
+        <w:t xml:space="preserve"> 값이 실제 열 개수와 다르다 → 안내 문구가 표 너비에 맞지 않게 잘리거나 빈 칸이 남습니다.</w:t>
       </w:r>
     </w:p>
     <w:p>
@@ -5625,7 +7404,43 @@
           <w:sz w:val="19"/>
           <w:szCs w:val="19"/>
         </w:rPr>
-        <w:t>F12 → Elements 에서 table &gt; thead / tbody 구조가 보인다.</w:t>
+        <w:t xml:space="preserve">F12 → Elements 에서 table &gt; </w:t>
+      </w:r>
+      <w:proofErr w:type="spellStart"/>
+      <w:r>
+        <w:rPr>
+          <w:color w:val="333333"/>
+          <w:sz w:val="19"/>
+          <w:szCs w:val="19"/>
+        </w:rPr>
+        <w:t>thead</w:t>
+      </w:r>
+      <w:proofErr w:type="spellEnd"/>
+      <w:r>
+        <w:rPr>
+          <w:color w:val="333333"/>
+          <w:sz w:val="19"/>
+          <w:szCs w:val="19"/>
+        </w:rPr>
+        <w:t xml:space="preserve"> / </w:t>
+      </w:r>
+      <w:proofErr w:type="spellStart"/>
+      <w:r>
+        <w:rPr>
+          <w:color w:val="333333"/>
+          <w:sz w:val="19"/>
+          <w:szCs w:val="19"/>
+        </w:rPr>
+        <w:t>tbody</w:t>
+      </w:r>
+      <w:proofErr w:type="spellEnd"/>
+      <w:r>
+        <w:rPr>
+          <w:color w:val="333333"/>
+          <w:sz w:val="19"/>
+          <w:szCs w:val="19"/>
+        </w:rPr>
+        <w:t xml:space="preserve"> 구조가 보인다.</w:t>
       </w:r>
     </w:p>
     <w:p>
@@ -5688,7 +7503,43 @@
           <w:sz w:val="17"/>
           <w:szCs w:val="17"/>
         </w:rPr>
-        <w:t>&lt;img src="images/profile.jpg" alt="프로필 사진" /&gt;</w:t>
+        <w:t>&lt;</w:t>
+      </w:r>
+      <w:proofErr w:type="spellStart"/>
+      <w:r>
+        <w:rPr>
+          <w:rFonts w:ascii="Consolas" w:eastAsia="Consolas" w:hAnsi="Consolas" w:cs="Consolas"/>
+          <w:sz w:val="17"/>
+          <w:szCs w:val="17"/>
+        </w:rPr>
+        <w:t>img</w:t>
+      </w:r>
+      <w:proofErr w:type="spellEnd"/>
+      <w:r>
+        <w:rPr>
+          <w:rFonts w:ascii="Consolas" w:eastAsia="Consolas" w:hAnsi="Consolas" w:cs="Consolas"/>
+          <w:sz w:val="17"/>
+          <w:szCs w:val="17"/>
+        </w:rPr>
+        <w:t xml:space="preserve"> </w:t>
+      </w:r>
+      <w:proofErr w:type="spellStart"/>
+      <w:r>
+        <w:rPr>
+          <w:rFonts w:ascii="Consolas" w:eastAsia="Consolas" w:hAnsi="Consolas" w:cs="Consolas"/>
+          <w:sz w:val="17"/>
+          <w:szCs w:val="17"/>
+        </w:rPr>
+        <w:t>src</w:t>
+      </w:r>
+      <w:proofErr w:type="spellEnd"/>
+      <w:r>
+        <w:rPr>
+          <w:rFonts w:ascii="Consolas" w:eastAsia="Consolas" w:hAnsi="Consolas" w:cs="Consolas"/>
+          <w:sz w:val="17"/>
+          <w:szCs w:val="17"/>
+        </w:rPr>
+        <w:t>="images/profile.jpg" alt="프로필 사진" /&gt;</w:t>
       </w:r>
     </w:p>
     <w:p>
@@ -5696,33 +7547,51 @@
         <w:spacing w:after="80"/>
         <w:ind w:left="300" w:hanging="300"/>
       </w:pPr>
+      <w:proofErr w:type="spellStart"/>
       <w:r>
         <w:rPr>
           <w:b/>
           <w:bCs/>
           <w:color w:val="2E5496"/>
         </w:rPr>
-        <w:t xml:space="preserve">src </w:t>
-      </w:r>
-      <w:r>
-        <w:t>이미지 파일의 경로입니다. 2장의 상대 경로 규칙이 그대로 적용됩니다.</w:t>
-      </w:r>
-    </w:p>
-    <w:p>
-      <w:pPr>
-        <w:spacing w:after="80"/>
-        <w:ind w:left="300" w:hanging="300"/>
-      </w:pPr>
+        <w:t>src</w:t>
+      </w:r>
+      <w:proofErr w:type="spellEnd"/>
       <w:r>
         <w:rPr>
           <w:b/>
           <w:bCs/>
           <w:color w:val="2E5496"/>
         </w:rPr>
+        <w:t xml:space="preserve"> </w:t>
+      </w:r>
+      <w:r>
+        <w:t>이미지 파일의 경로입니다. 2장의 상대 경로 규칙이 그대로 적용됩니다.</w:t>
+      </w:r>
+    </w:p>
+    <w:p>
+      <w:pPr>
+        <w:spacing w:after="80"/>
+        <w:ind w:left="300" w:hanging="300"/>
+      </w:pPr>
+      <w:r>
+        <w:rPr>
+          <w:b/>
+          <w:bCs/>
+          <w:color w:val="2E5496"/>
+        </w:rPr>
         <w:t xml:space="preserve">alt </w:t>
       </w:r>
       <w:r>
-        <w:t>이미지를 못 볼 때 대신 읽히는 글자입니다. 화면 낭독기 사용자와 이미지 로딩 실패 시에 쓰입니다. 생략하면 안 됩니다.</w:t>
+        <w:t xml:space="preserve">이미지를 못 볼 때 대신 읽히는 글자입니다. 화면 </w:t>
+      </w:r>
+      <w:proofErr w:type="spellStart"/>
+      <w:r>
+        <w:t>낭독기</w:t>
+      </w:r>
+      <w:proofErr w:type="spellEnd"/>
+      <w:r>
+        <w:t xml:space="preserve"> 사용자와 이미지 로딩 실패 시에 쓰입니다. 생략하면 안 됩니다.</w:t>
       </w:r>
     </w:p>
     <w:p>
@@ -5750,7 +7619,61 @@
           <w:sz w:val="19"/>
           <w:szCs w:val="19"/>
         </w:rPr>
-        <w:t>본 교재는 실습 파일을 가볍게 유지하려고 사진 대신 회색 상자(div)를 썼습니다(실습 1-4의 .photo, 실습 2-5의 .card-image). 실제 사진을 넣고 싶다면 그 div 를 &lt;img&gt; 로 바꾸고 CSS 에 width: 100%; height: 100%; object-fit: cover; 를 주면 됩니다.</w:t>
+        <w:t>본 교재는 실습 파일을 가볍게 유지하려고 사진 대신 회색 상자(div)를 썼습니다(실습 1-</w:t>
+      </w:r>
+      <w:proofErr w:type="gramStart"/>
+      <w:r>
+        <w:rPr>
+          <w:color w:val="333333"/>
+          <w:sz w:val="19"/>
+          <w:szCs w:val="19"/>
+        </w:rPr>
+        <w:t>4의 .photo</w:t>
+      </w:r>
+      <w:proofErr w:type="gramEnd"/>
+      <w:r>
+        <w:rPr>
+          <w:color w:val="333333"/>
+          <w:sz w:val="19"/>
+          <w:szCs w:val="19"/>
+        </w:rPr>
+        <w:t>, 실습 2-5의 .card-image). 실제 사진을 넣고 싶다면 그 div 를 &lt;</w:t>
+      </w:r>
+      <w:proofErr w:type="spellStart"/>
+      <w:r>
+        <w:rPr>
+          <w:color w:val="333333"/>
+          <w:sz w:val="19"/>
+          <w:szCs w:val="19"/>
+        </w:rPr>
+        <w:t>img</w:t>
+      </w:r>
+      <w:proofErr w:type="spellEnd"/>
+      <w:r>
+        <w:rPr>
+          <w:color w:val="333333"/>
+          <w:sz w:val="19"/>
+          <w:szCs w:val="19"/>
+        </w:rPr>
+        <w:t xml:space="preserve">&gt; 로 바꾸고 CSS 에 width: 100%; height: 100%; object-fit: cover; </w:t>
+      </w:r>
+      <w:proofErr w:type="spellStart"/>
+      <w:r>
+        <w:rPr>
+          <w:color w:val="333333"/>
+          <w:sz w:val="19"/>
+          <w:szCs w:val="19"/>
+        </w:rPr>
+        <w:t>를</w:t>
+      </w:r>
+      <w:proofErr w:type="spellEnd"/>
+      <w:r>
+        <w:rPr>
+          <w:color w:val="333333"/>
+          <w:sz w:val="19"/>
+          <w:szCs w:val="19"/>
+        </w:rPr>
+        <w:t xml:space="preserve"> 주면 됩니다.</w:t>
       </w:r>
     </w:p>
     <w:p>
@@ -5793,7 +7716,43 @@
           <w:sz w:val="17"/>
           <w:szCs w:val="17"/>
         </w:rPr>
-        <w:t>&lt;a href="projects.html"&gt;MyProjects&lt;/a&gt;</w:t>
+        <w:t xml:space="preserve">&lt;a </w:t>
+      </w:r>
+      <w:proofErr w:type="spellStart"/>
+      <w:r>
+        <w:rPr>
+          <w:rFonts w:ascii="Consolas" w:eastAsia="Consolas" w:hAnsi="Consolas" w:cs="Consolas"/>
+          <w:sz w:val="17"/>
+          <w:szCs w:val="17"/>
+        </w:rPr>
+        <w:t>href</w:t>
+      </w:r>
+      <w:proofErr w:type="spellEnd"/>
+      <w:r>
+        <w:rPr>
+          <w:rFonts w:ascii="Consolas" w:eastAsia="Consolas" w:hAnsi="Consolas" w:cs="Consolas"/>
+          <w:sz w:val="17"/>
+          <w:szCs w:val="17"/>
+        </w:rPr>
+        <w:t>="projects.html"&gt;</w:t>
+      </w:r>
+      <w:proofErr w:type="spellStart"/>
+      <w:r>
+        <w:rPr>
+          <w:rFonts w:ascii="Consolas" w:eastAsia="Consolas" w:hAnsi="Consolas" w:cs="Consolas"/>
+          <w:sz w:val="17"/>
+          <w:szCs w:val="17"/>
+        </w:rPr>
+        <w:t>MyProjects</w:t>
+      </w:r>
+      <w:proofErr w:type="spellEnd"/>
+      <w:r>
+        <w:rPr>
+          <w:rFonts w:ascii="Consolas" w:eastAsia="Consolas" w:hAnsi="Consolas" w:cs="Consolas"/>
+          <w:sz w:val="17"/>
+          <w:szCs w:val="17"/>
+        </w:rPr>
+        <w:t>&lt;/a&gt;</w:t>
       </w:r>
     </w:p>
     <w:p>
@@ -5811,7 +7770,61 @@
           <w:sz w:val="17"/>
           <w:szCs w:val="17"/>
         </w:rPr>
-        <w:t>&lt;a href="https://github.com" target="_blank" rel="noopener"&gt;GitHub&lt;/a&gt;</w:t>
+        <w:t xml:space="preserve">&lt;a </w:t>
+      </w:r>
+      <w:proofErr w:type="spellStart"/>
+      <w:r>
+        <w:rPr>
+          <w:rFonts w:ascii="Consolas" w:eastAsia="Consolas" w:hAnsi="Consolas" w:cs="Consolas"/>
+          <w:sz w:val="17"/>
+          <w:szCs w:val="17"/>
+        </w:rPr>
+        <w:t>href</w:t>
+      </w:r>
+      <w:proofErr w:type="spellEnd"/>
+      <w:r>
+        <w:rPr>
+          <w:rFonts w:ascii="Consolas" w:eastAsia="Consolas" w:hAnsi="Consolas" w:cs="Consolas"/>
+          <w:sz w:val="17"/>
+          <w:szCs w:val="17"/>
+        </w:rPr>
+        <w:t xml:space="preserve">="https://github.com" target="_blank" </w:t>
+      </w:r>
+      <w:proofErr w:type="spellStart"/>
+      <w:r>
+        <w:rPr>
+          <w:rFonts w:ascii="Consolas" w:eastAsia="Consolas" w:hAnsi="Consolas" w:cs="Consolas"/>
+          <w:sz w:val="17"/>
+          <w:szCs w:val="17"/>
+        </w:rPr>
+        <w:t>rel</w:t>
+      </w:r>
+      <w:proofErr w:type="spellEnd"/>
+      <w:r>
+        <w:rPr>
+          <w:rFonts w:ascii="Consolas" w:eastAsia="Consolas" w:hAnsi="Consolas" w:cs="Consolas"/>
+          <w:sz w:val="17"/>
+          <w:szCs w:val="17"/>
+        </w:rPr>
+        <w:t>="</w:t>
+      </w:r>
+      <w:proofErr w:type="spellStart"/>
+      <w:r>
+        <w:rPr>
+          <w:rFonts w:ascii="Consolas" w:eastAsia="Consolas" w:hAnsi="Consolas" w:cs="Consolas"/>
+          <w:sz w:val="17"/>
+          <w:szCs w:val="17"/>
+        </w:rPr>
+        <w:t>noopener</w:t>
+      </w:r>
+      <w:proofErr w:type="spellEnd"/>
+      <w:r>
+        <w:rPr>
+          <w:rFonts w:ascii="Consolas" w:eastAsia="Consolas" w:hAnsi="Consolas" w:cs="Consolas"/>
+          <w:sz w:val="17"/>
+          <w:szCs w:val="17"/>
+        </w:rPr>
+        <w:t>"&gt;GitHub&lt;/a&gt;</w:t>
       </w:r>
     </w:p>
     <w:p>
@@ -5829,7 +7842,25 @@
           <w:sz w:val="17"/>
           <w:szCs w:val="17"/>
         </w:rPr>
-        <w:t>&lt;a href="#skills"&gt;기술 스택으로 이동&lt;/a&gt;</w:t>
+        <w:t xml:space="preserve">&lt;a </w:t>
+      </w:r>
+      <w:proofErr w:type="spellStart"/>
+      <w:r>
+        <w:rPr>
+          <w:rFonts w:ascii="Consolas" w:eastAsia="Consolas" w:hAnsi="Consolas" w:cs="Consolas"/>
+          <w:sz w:val="17"/>
+          <w:szCs w:val="17"/>
+        </w:rPr>
+        <w:t>href</w:t>
+      </w:r>
+      <w:proofErr w:type="spellEnd"/>
+      <w:r>
+        <w:rPr>
+          <w:rFonts w:ascii="Consolas" w:eastAsia="Consolas" w:hAnsi="Consolas" w:cs="Consolas"/>
+          <w:sz w:val="17"/>
+          <w:szCs w:val="17"/>
+        </w:rPr>
+        <w:t>="#skills"&gt;기술 스택으로 이동&lt;/a&gt;</w:t>
       </w:r>
     </w:p>
     <w:tbl>
@@ -5932,12 +7963,21 @@
             <w:pPr>
               <w:spacing w:line="260" w:lineRule="auto"/>
             </w:pPr>
-            <w:r>
-              <w:rPr>
-                <w:sz w:val="18"/>
-                <w:szCs w:val="18"/>
-              </w:rPr>
-              <w:t>href="projects.html"</w:t>
+            <w:proofErr w:type="spellStart"/>
+            <w:r>
+              <w:rPr>
+                <w:sz w:val="18"/>
+                <w:szCs w:val="18"/>
+              </w:rPr>
+              <w:t>href</w:t>
+            </w:r>
+            <w:proofErr w:type="spellEnd"/>
+            <w:r>
+              <w:rPr>
+                <w:sz w:val="18"/>
+                <w:szCs w:val="18"/>
+              </w:rPr>
+              <w:t>="projects.html"</w:t>
             </w:r>
           </w:p>
         </w:tc>
@@ -5985,12 +8025,21 @@
             <w:pPr>
               <w:spacing w:line="260" w:lineRule="auto"/>
             </w:pPr>
-            <w:r>
-              <w:rPr>
-                <w:sz w:val="18"/>
-                <w:szCs w:val="18"/>
-              </w:rPr>
-              <w:t>href="https://..."</w:t>
+            <w:proofErr w:type="spellStart"/>
+            <w:r>
+              <w:rPr>
+                <w:sz w:val="18"/>
+                <w:szCs w:val="18"/>
+              </w:rPr>
+              <w:t>href</w:t>
+            </w:r>
+            <w:proofErr w:type="spellEnd"/>
+            <w:r>
+              <w:rPr>
+                <w:sz w:val="18"/>
+                <w:szCs w:val="18"/>
+              </w:rPr>
+              <w:t>="https://..."</w:t>
             </w:r>
           </w:p>
         </w:tc>
@@ -6038,12 +8087,21 @@
             <w:pPr>
               <w:spacing w:line="260" w:lineRule="auto"/>
             </w:pPr>
-            <w:r>
-              <w:rPr>
-                <w:sz w:val="18"/>
-                <w:szCs w:val="18"/>
-              </w:rPr>
-              <w:t>href="#skills"</w:t>
+            <w:proofErr w:type="spellStart"/>
+            <w:r>
+              <w:rPr>
+                <w:sz w:val="18"/>
+                <w:szCs w:val="18"/>
+              </w:rPr>
+              <w:t>href</w:t>
+            </w:r>
+            <w:proofErr w:type="spellEnd"/>
+            <w:r>
+              <w:rPr>
+                <w:sz w:val="18"/>
+                <w:szCs w:val="18"/>
+              </w:rPr>
+              <w:t>="#skills"</w:t>
             </w:r>
           </w:p>
         </w:tc>
@@ -6120,7 +8178,55 @@
                 <w:sz w:val="18"/>
                 <w:szCs w:val="18"/>
               </w:rPr>
-              <w:t>새 탭에서 열기 (rel="noopener" 를 함께 씁니다)</w:t>
+              <w:t>새 탭에서 열기 (</w:t>
+            </w:r>
+            <w:proofErr w:type="spellStart"/>
+            <w:r>
+              <w:rPr>
+                <w:sz w:val="18"/>
+                <w:szCs w:val="18"/>
+              </w:rPr>
+              <w:t>rel</w:t>
+            </w:r>
+            <w:proofErr w:type="spellEnd"/>
+            <w:r>
+              <w:rPr>
+                <w:sz w:val="18"/>
+                <w:szCs w:val="18"/>
+              </w:rPr>
+              <w:t>="</w:t>
+            </w:r>
+            <w:proofErr w:type="spellStart"/>
+            <w:r>
+              <w:rPr>
+                <w:sz w:val="18"/>
+                <w:szCs w:val="18"/>
+              </w:rPr>
+              <w:t>noopener</w:t>
+            </w:r>
+            <w:proofErr w:type="spellEnd"/>
+            <w:r>
+              <w:rPr>
+                <w:sz w:val="18"/>
+                <w:szCs w:val="18"/>
+              </w:rPr>
+              <w:t xml:space="preserve">" </w:t>
+            </w:r>
+            <w:proofErr w:type="spellStart"/>
+            <w:r>
+              <w:rPr>
+                <w:sz w:val="18"/>
+                <w:szCs w:val="18"/>
+              </w:rPr>
+              <w:t>를</w:t>
+            </w:r>
+            <w:proofErr w:type="spellEnd"/>
+            <w:r>
+              <w:rPr>
+                <w:sz w:val="18"/>
+                <w:szCs w:val="18"/>
+              </w:rPr>
+              <w:t xml:space="preserve"> 함께 씁니다)</w:t>
             </w:r>
           </w:p>
         </w:tc>
@@ -6184,7 +8290,43 @@
           <w:sz w:val="19"/>
           <w:szCs w:val="19"/>
         </w:rPr>
-        <w:t>링크를 눌러도 아무 일이 없다 → href 값이 비어 있거나(href="") 파일 이름을 잘못 적었습니다.</w:t>
+        <w:t xml:space="preserve">링크를 눌러도 아무 일이 없다 → </w:t>
+      </w:r>
+      <w:proofErr w:type="spellStart"/>
+      <w:r>
+        <w:rPr>
+          <w:color w:val="333333"/>
+          <w:sz w:val="19"/>
+          <w:szCs w:val="19"/>
+        </w:rPr>
+        <w:t>href</w:t>
+      </w:r>
+      <w:proofErr w:type="spellEnd"/>
+      <w:r>
+        <w:rPr>
+          <w:color w:val="333333"/>
+          <w:sz w:val="19"/>
+          <w:szCs w:val="19"/>
+        </w:rPr>
+        <w:t xml:space="preserve"> 값이 비어 있거나(</w:t>
+      </w:r>
+      <w:proofErr w:type="spellStart"/>
+      <w:r>
+        <w:rPr>
+          <w:color w:val="333333"/>
+          <w:sz w:val="19"/>
+          <w:szCs w:val="19"/>
+        </w:rPr>
+        <w:t>href</w:t>
+      </w:r>
+      <w:proofErr w:type="spellEnd"/>
+      <w:r>
+        <w:rPr>
+          <w:color w:val="333333"/>
+          <w:sz w:val="19"/>
+          <w:szCs w:val="19"/>
+        </w:rPr>
+        <w:t>="") 파일 이름을 잘못 적었습니다.</w:t>
       </w:r>
     </w:p>
     <w:p>
@@ -6202,7 +8344,25 @@
           <w:sz w:val="19"/>
           <w:szCs w:val="19"/>
         </w:rPr>
-        <w:t>이미지가 깨진 아이콘으로 보인다 → src 경로가 틀렸습니다. F12 → Network 탭에서 404 를 확인하세요. 이때 alt 글자가 대신 보입니다.</w:t>
+        <w:t xml:space="preserve">이미지가 깨진 아이콘으로 보인다 → </w:t>
+      </w:r>
+      <w:proofErr w:type="spellStart"/>
+      <w:r>
+        <w:rPr>
+          <w:color w:val="333333"/>
+          <w:sz w:val="19"/>
+          <w:szCs w:val="19"/>
+        </w:rPr>
+        <w:t>src</w:t>
+      </w:r>
+      <w:proofErr w:type="spellEnd"/>
+      <w:r>
+        <w:rPr>
+          <w:color w:val="333333"/>
+          <w:sz w:val="19"/>
+          <w:szCs w:val="19"/>
+        </w:rPr>
+        <w:t xml:space="preserve"> 경로가 틀렸습니다. F12 → Network 탭에서 404 를 확인하세요. 이때 alt 글자가 대신 보입니다.</w:t>
       </w:r>
     </w:p>
     <w:p>
@@ -6301,7 +8461,25 @@
           <w:sz w:val="17"/>
           <w:szCs w:val="17"/>
         </w:rPr>
-        <w:t>&lt;form id="studentForm"&gt;</w:t>
+        <w:t>&lt;form id="</w:t>
+      </w:r>
+      <w:proofErr w:type="spellStart"/>
+      <w:r>
+        <w:rPr>
+          <w:rFonts w:ascii="Consolas" w:eastAsia="Consolas" w:hAnsi="Consolas" w:cs="Consolas"/>
+          <w:sz w:val="17"/>
+          <w:szCs w:val="17"/>
+        </w:rPr>
+        <w:t>studentForm</w:t>
+      </w:r>
+      <w:proofErr w:type="spellEnd"/>
+      <w:r>
+        <w:rPr>
+          <w:rFonts w:ascii="Consolas" w:eastAsia="Consolas" w:hAnsi="Consolas" w:cs="Consolas"/>
+          <w:sz w:val="17"/>
+          <w:szCs w:val="17"/>
+        </w:rPr>
+        <w:t>"&gt;</w:t>
       </w:r>
     </w:p>
     <w:p>
@@ -6319,7 +8497,25 @@
           <w:sz w:val="17"/>
           <w:szCs w:val="17"/>
         </w:rPr>
-        <w:t xml:space="preserve">    &lt;label for="name"&gt;이름:&lt;/label&gt;</w:t>
+        <w:t xml:space="preserve">    &lt;label for="name"&gt;이름</w:t>
+      </w:r>
+      <w:proofErr w:type="gramStart"/>
+      <w:r>
+        <w:rPr>
+          <w:rFonts w:ascii="Consolas" w:eastAsia="Consolas" w:hAnsi="Consolas" w:cs="Consolas"/>
+          <w:sz w:val="17"/>
+          <w:szCs w:val="17"/>
+        </w:rPr>
+        <w:t>:&lt;</w:t>
+      </w:r>
+      <w:proofErr w:type="gramEnd"/>
+      <w:r>
+        <w:rPr>
+          <w:rFonts w:ascii="Consolas" w:eastAsia="Consolas" w:hAnsi="Consolas" w:cs="Consolas"/>
+          <w:sz w:val="17"/>
+          <w:szCs w:val="17"/>
+        </w:rPr>
+        <w:t>/label&gt;</w:t>
       </w:r>
     </w:p>
     <w:p>
@@ -7348,7 +9544,39 @@
                 <w:sz w:val="18"/>
                 <w:szCs w:val="18"/>
               </w:rPr>
-              <w:t>CSS 선택자, document.getElementById, label 의 for</w:t>
+              <w:t xml:space="preserve">CSS </w:t>
+            </w:r>
+            <w:proofErr w:type="spellStart"/>
+            <w:r>
+              <w:rPr>
+                <w:sz w:val="18"/>
+                <w:szCs w:val="18"/>
+              </w:rPr>
+              <w:t>선택자</w:t>
+            </w:r>
+            <w:proofErr w:type="spellEnd"/>
+            <w:r>
+              <w:rPr>
+                <w:sz w:val="18"/>
+                <w:szCs w:val="18"/>
+              </w:rPr>
+              <w:t xml:space="preserve">, </w:t>
+            </w:r>
+            <w:proofErr w:type="spellStart"/>
+            <w:r>
+              <w:rPr>
+                <w:sz w:val="18"/>
+                <w:szCs w:val="18"/>
+              </w:rPr>
+              <w:t>document.getElementById</w:t>
+            </w:r>
+            <w:proofErr w:type="spellEnd"/>
+            <w:r>
+              <w:rPr>
+                <w:sz w:val="18"/>
+                <w:szCs w:val="18"/>
+              </w:rPr>
+              <w:t>, label 의 for</w:t>
             </w:r>
           </w:p>
         </w:tc>
@@ -7420,12 +9648,21 @@
             <w:pPr>
               <w:spacing w:line="260" w:lineRule="auto"/>
             </w:pPr>
-            <w:r>
-              <w:rPr>
-                <w:sz w:val="18"/>
-                <w:szCs w:val="18"/>
-              </w:rPr>
-              <w:t>FormData, 서버로 보내는 요청, studentForm.name</w:t>
+            <w:proofErr w:type="spellStart"/>
+            <w:r>
+              <w:rPr>
+                <w:sz w:val="18"/>
+                <w:szCs w:val="18"/>
+              </w:rPr>
+              <w:t>FormData</w:t>
+            </w:r>
+            <w:proofErr w:type="spellEnd"/>
+            <w:r>
+              <w:rPr>
+                <w:sz w:val="18"/>
+                <w:szCs w:val="18"/>
+              </w:rPr>
+              <w:t>, 서버로 보내는 요청, studentForm.name</w:t>
             </w:r>
           </w:p>
         </w:tc>
@@ -7461,7 +9698,79 @@
           <w:sz w:val="19"/>
           <w:szCs w:val="19"/>
         </w:rPr>
-        <w:t>id 만 넣고 name 을 빠뜨리면 화면은 멀쩡해 보입니다. 그런데 실습 3-5에서 FormData 로 값을 모으는 순간 그 입력창만 통째로 빠집니다. 그리고 formData.get("address") 가 null 을 돌려주면서 이어지는 .trim() 에서 오류가 납니다. "Cannot read properties of null (reading 'trim')" 이 바로 이 오류입니다.</w:t>
+        <w:t xml:space="preserve">id 만 넣고 name 을 빠뜨리면 화면은 멀쩡해 보입니다. 그런데 실습 3-5에서 </w:t>
+      </w:r>
+      <w:proofErr w:type="spellStart"/>
+      <w:r>
+        <w:rPr>
+          <w:color w:val="333333"/>
+          <w:sz w:val="19"/>
+          <w:szCs w:val="19"/>
+        </w:rPr>
+        <w:t>FormData</w:t>
+      </w:r>
+      <w:proofErr w:type="spellEnd"/>
+      <w:r>
+        <w:rPr>
+          <w:color w:val="333333"/>
+          <w:sz w:val="19"/>
+          <w:szCs w:val="19"/>
+        </w:rPr>
+        <w:t xml:space="preserve"> 로 값을 모으는 순간 그 </w:t>
+      </w:r>
+      <w:proofErr w:type="spellStart"/>
+      <w:r>
+        <w:rPr>
+          <w:color w:val="333333"/>
+          <w:sz w:val="19"/>
+          <w:szCs w:val="19"/>
+        </w:rPr>
+        <w:t>입력창만</w:t>
+      </w:r>
+      <w:proofErr w:type="spellEnd"/>
+      <w:r>
+        <w:rPr>
+          <w:color w:val="333333"/>
+          <w:sz w:val="19"/>
+          <w:szCs w:val="19"/>
+        </w:rPr>
+        <w:t xml:space="preserve"> 통째로 빠집니다. 그리고 </w:t>
+      </w:r>
+      <w:proofErr w:type="spellStart"/>
+      <w:r>
+        <w:rPr>
+          <w:color w:val="333333"/>
+          <w:sz w:val="19"/>
+          <w:szCs w:val="19"/>
+        </w:rPr>
+        <w:t>formData.get</w:t>
+      </w:r>
+      <w:proofErr w:type="spellEnd"/>
+      <w:r>
+        <w:rPr>
+          <w:color w:val="333333"/>
+          <w:sz w:val="19"/>
+          <w:szCs w:val="19"/>
+        </w:rPr>
+        <w:t xml:space="preserve">("address") 가 null 을 돌려주면서 </w:t>
+      </w:r>
+      <w:proofErr w:type="gramStart"/>
+      <w:r>
+        <w:rPr>
+          <w:color w:val="333333"/>
+          <w:sz w:val="19"/>
+          <w:szCs w:val="19"/>
+        </w:rPr>
+        <w:t>이어지는 .trim</w:t>
+      </w:r>
+      <w:proofErr w:type="gramEnd"/>
+      <w:r>
+        <w:rPr>
+          <w:color w:val="333333"/>
+          <w:sz w:val="19"/>
+          <w:szCs w:val="19"/>
+        </w:rPr>
+        <w:t>() 에서 오류가 납니다. "Cannot read properties of null (reading 'trim')" 이 바로 이 오류입니다.</w:t>
       </w:r>
     </w:p>
     <w:p>
@@ -7504,7 +9813,25 @@
           <w:sz w:val="17"/>
           <w:szCs w:val="17"/>
         </w:rPr>
-        <w:t>&lt;label for="name"&gt;이름:&lt;/label&gt;</w:t>
+        <w:t>&lt;label for="name"&gt;이름</w:t>
+      </w:r>
+      <w:proofErr w:type="gramStart"/>
+      <w:r>
+        <w:rPr>
+          <w:rFonts w:ascii="Consolas" w:eastAsia="Consolas" w:hAnsi="Consolas" w:cs="Consolas"/>
+          <w:sz w:val="17"/>
+          <w:szCs w:val="17"/>
+        </w:rPr>
+        <w:t>:&lt;</w:t>
+      </w:r>
+      <w:proofErr w:type="gramEnd"/>
+      <w:r>
+        <w:rPr>
+          <w:rFonts w:ascii="Consolas" w:eastAsia="Consolas" w:hAnsi="Consolas" w:cs="Consolas"/>
+          <w:sz w:val="17"/>
+          <w:szCs w:val="17"/>
+        </w:rPr>
+        <w:t>/label&gt;</w:t>
       </w:r>
     </w:p>
     <w:p>
@@ -7530,7 +9857,31 @@
         <w:spacing w:after="80"/>
       </w:pPr>
       <w:r>
-        <w:t>label 의 for 값과 input 의 id 값이 같으면 두 요소가 연결됩니다. 그러면 라벨 글자를 클릭해도 입력창에 커서가 갑니다. 작은 편의처럼 보이지만, 화면을 볼 수 없는 사용자에게는 "이 입력창이 무엇을 묻는 칸인지"를 알려주는 유일한 단서입니다.</w:t>
+        <w:t xml:space="preserve">label 의 for 값과 input 의 id 값이 같으면 두 요소가 연결됩니다. 그러면 라벨 글자를 클릭해도 </w:t>
+      </w:r>
+      <w:proofErr w:type="spellStart"/>
+      <w:r>
+        <w:t>입력창에</w:t>
+      </w:r>
+      <w:proofErr w:type="spellEnd"/>
+      <w:r>
+        <w:t xml:space="preserve"> 커서가 갑니다. 작은 편의처럼 보이지만, 화면을 볼 수 없는 사용자에게는 "이 </w:t>
+      </w:r>
+      <w:proofErr w:type="spellStart"/>
+      <w:r>
+        <w:t>입력창이</w:t>
+      </w:r>
+      <w:proofErr w:type="spellEnd"/>
+      <w:r>
+        <w:t xml:space="preserve"> 무엇을 묻는 칸인지"</w:t>
+      </w:r>
+      <w:proofErr w:type="spellStart"/>
+      <w:r>
+        <w:t>를</w:t>
+      </w:r>
+      <w:proofErr w:type="spellEnd"/>
+      <w:r>
+        <w:t xml:space="preserve"> 알려주는 유일한 단서입니다.</w:t>
       </w:r>
     </w:p>
     <w:p>
@@ -7575,7 +9926,43 @@
           <w:sz w:val="17"/>
           <w:szCs w:val="17"/>
         </w:rPr>
-        <w:t>&lt;input type="text" name="phoneNumber" id="phoneNumber"</w:t>
+        <w:t>&lt;input type="text" name="</w:t>
+      </w:r>
+      <w:proofErr w:type="spellStart"/>
+      <w:r>
+        <w:rPr>
+          <w:rFonts w:ascii="Consolas" w:eastAsia="Consolas" w:hAnsi="Consolas" w:cs="Consolas"/>
+          <w:sz w:val="17"/>
+          <w:szCs w:val="17"/>
+        </w:rPr>
+        <w:t>phoneNumber</w:t>
+      </w:r>
+      <w:proofErr w:type="spellEnd"/>
+      <w:r>
+        <w:rPr>
+          <w:rFonts w:ascii="Consolas" w:eastAsia="Consolas" w:hAnsi="Consolas" w:cs="Consolas"/>
+          <w:sz w:val="17"/>
+          <w:szCs w:val="17"/>
+        </w:rPr>
+        <w:t>" id="</w:t>
+      </w:r>
+      <w:proofErr w:type="spellStart"/>
+      <w:r>
+        <w:rPr>
+          <w:rFonts w:ascii="Consolas" w:eastAsia="Consolas" w:hAnsi="Consolas" w:cs="Consolas"/>
+          <w:sz w:val="17"/>
+          <w:szCs w:val="17"/>
+        </w:rPr>
+        <w:t>phoneNumber</w:t>
+      </w:r>
+      <w:proofErr w:type="spellEnd"/>
+      <w:r>
+        <w:rPr>
+          <w:rFonts w:ascii="Consolas" w:eastAsia="Consolas" w:hAnsi="Consolas" w:cs="Consolas"/>
+          <w:sz w:val="17"/>
+          <w:szCs w:val="17"/>
+        </w:rPr>
+        <w:t>"</w:t>
       </w:r>
     </w:p>
     <w:p>
@@ -7611,7 +9998,25 @@
           <w:sz w:val="17"/>
           <w:szCs w:val="17"/>
         </w:rPr>
-        <w:t xml:space="preserve">       pattern="[0-9]{2,3}-[0-9]{3,4}-[0-9]{4}"</w:t>
+        <w:t xml:space="preserve">       pattern="[0-</w:t>
+      </w:r>
+      <w:proofErr w:type="gramStart"/>
+      <w:r>
+        <w:rPr>
+          <w:rFonts w:ascii="Consolas" w:eastAsia="Consolas" w:hAnsi="Consolas" w:cs="Consolas"/>
+          <w:sz w:val="17"/>
+          <w:szCs w:val="17"/>
+        </w:rPr>
+        <w:t>9]{</w:t>
+      </w:r>
+      <w:proofErr w:type="gramEnd"/>
+      <w:r>
+        <w:rPr>
+          <w:rFonts w:ascii="Consolas" w:eastAsia="Consolas" w:hAnsi="Consolas" w:cs="Consolas"/>
+          <w:sz w:val="17"/>
+          <w:szCs w:val="17"/>
+        </w:rPr>
+        <w:t>2,3}-[0-9]{3,4}-[0-9]{4}"</w:t>
       </w:r>
     </w:p>
     <w:p>
@@ -7862,12 +10267,21 @@
             <w:pPr>
               <w:spacing w:line="260" w:lineRule="auto"/>
             </w:pPr>
-            <w:r>
-              <w:rPr>
-                <w:sz w:val="18"/>
-                <w:szCs w:val="18"/>
-              </w:rPr>
-              <w:t>정규식으로 형태를 검사. [0-9]{2,3} 은 숫자 2~3자리</w:t>
+            <w:proofErr w:type="spellStart"/>
+            <w:r>
+              <w:rPr>
+                <w:sz w:val="18"/>
+                <w:szCs w:val="18"/>
+              </w:rPr>
+              <w:t>정규식으로</w:t>
+            </w:r>
+            <w:proofErr w:type="spellEnd"/>
+            <w:r>
+              <w:rPr>
+                <w:sz w:val="18"/>
+                <w:szCs w:val="18"/>
+              </w:rPr>
+              <w:t xml:space="preserve"> 형태를 검사. [0-9]{2,3} 은 숫자 2~3자리</w:t>
             </w:r>
           </w:p>
         </w:tc>
@@ -7891,6 +10305,7 @@
             <w:pPr>
               <w:spacing w:line="260" w:lineRule="auto"/>
             </w:pPr>
+            <w:proofErr w:type="spellStart"/>
             <w:r>
               <w:rPr>
                 <w:sz w:val="18"/>
@@ -7898,6 +10313,7 @@
               </w:rPr>
               <w:t>readonly</w:t>
             </w:r>
+            <w:proofErr w:type="spellEnd"/>
           </w:p>
         </w:tc>
         <w:tc>
@@ -7997,6 +10413,7 @@
             <w:pPr>
               <w:spacing w:line="260" w:lineRule="auto"/>
             </w:pPr>
+            <w:proofErr w:type="spellStart"/>
             <w:r>
               <w:rPr>
                 <w:sz w:val="18"/>
@@ -8004,6 +10421,7 @@
               </w:rPr>
               <w:t>maxlength</w:t>
             </w:r>
+            <w:proofErr w:type="spellEnd"/>
           </w:p>
         </w:tc>
         <w:tc>
@@ -8401,7 +10819,23 @@
                 <w:sz w:val="18"/>
                 <w:szCs w:val="18"/>
               </w:rPr>
-              <w:t>폼의 모든 입력값을 지운다</w:t>
+              <w:t xml:space="preserve">폼의 모든 </w:t>
+            </w:r>
+            <w:proofErr w:type="spellStart"/>
+            <w:r>
+              <w:rPr>
+                <w:sz w:val="18"/>
+                <w:szCs w:val="18"/>
+              </w:rPr>
+              <w:t>입력값을</w:t>
+            </w:r>
+            <w:proofErr w:type="spellEnd"/>
+            <w:r>
+              <w:rPr>
+                <w:sz w:val="18"/>
+                <w:szCs w:val="18"/>
+              </w:rPr>
+              <w:t xml:space="preserve"> 지운다</w:t>
             </w:r>
           </w:p>
         </w:tc>
@@ -8488,8 +10922,18 @@
           <w:bCs/>
           <w:color w:val="1F3864"/>
         </w:rPr>
-        <w:t>select 와 textarea</w:t>
-      </w:r>
+        <w:t xml:space="preserve">select 와 </w:t>
+      </w:r>
+      <w:proofErr w:type="spellStart"/>
+      <w:r>
+        <w:rPr>
+          <w:b/>
+          <w:bCs/>
+          <w:color w:val="1F3864"/>
+        </w:rPr>
+        <w:t>textarea</w:t>
+      </w:r>
+      <w:proofErr w:type="spellEnd"/>
     </w:p>
     <w:p>
       <w:pPr>
@@ -8606,7 +11050,43 @@
           <w:sz w:val="17"/>
           <w:szCs w:val="17"/>
         </w:rPr>
-        <w:t>&lt;textarea name="memo" id="memo" rows="4"&gt;&lt;/textarea&gt;</w:t>
+        <w:t>&lt;</w:t>
+      </w:r>
+      <w:proofErr w:type="spellStart"/>
+      <w:r>
+        <w:rPr>
+          <w:rFonts w:ascii="Consolas" w:eastAsia="Consolas" w:hAnsi="Consolas" w:cs="Consolas"/>
+          <w:sz w:val="17"/>
+          <w:szCs w:val="17"/>
+        </w:rPr>
+        <w:t>textarea</w:t>
+      </w:r>
+      <w:proofErr w:type="spellEnd"/>
+      <w:r>
+        <w:rPr>
+          <w:rFonts w:ascii="Consolas" w:eastAsia="Consolas" w:hAnsi="Consolas" w:cs="Consolas"/>
+          <w:sz w:val="17"/>
+          <w:szCs w:val="17"/>
+        </w:rPr>
+        <w:t xml:space="preserve"> name="memo" id="memo" rows="4"&gt;&lt;/</w:t>
+      </w:r>
+      <w:proofErr w:type="spellStart"/>
+      <w:r>
+        <w:rPr>
+          <w:rFonts w:ascii="Consolas" w:eastAsia="Consolas" w:hAnsi="Consolas" w:cs="Consolas"/>
+          <w:sz w:val="17"/>
+          <w:szCs w:val="17"/>
+        </w:rPr>
+        <w:t>textarea</w:t>
+      </w:r>
+      <w:proofErr w:type="spellEnd"/>
+      <w:r>
+        <w:rPr>
+          <w:rFonts w:ascii="Consolas" w:eastAsia="Consolas" w:hAnsi="Consolas" w:cs="Consolas"/>
+          <w:sz w:val="17"/>
+          <w:szCs w:val="17"/>
+        </w:rPr>
+        <w:t>&gt;</w:t>
       </w:r>
     </w:p>
     <w:p>
@@ -8614,7 +11094,15 @@
         <w:spacing w:after="80"/>
       </w:pPr>
       <w:r>
-        <w:t>본 교재 실습에는 나오지 않지만, 폼을 확장할 때 가장 먼저 쓰게 되는 두 태그입니다. select 는 서버로 option 의 value 값을 보냅니다. textarea 는 여는 태그와 닫는 태그 사이에 값이 들어가며, input 처럼 value 속성을 쓰지 않는다는 점이 다릅니다.</w:t>
+        <w:t xml:space="preserve">본 교재 실습에는 나오지 않지만, 폼을 확장할 때 가장 먼저 쓰게 되는 두 태그입니다. select 는 서버로 option 의 value 값을 보냅니다. </w:t>
+      </w:r>
+      <w:proofErr w:type="spellStart"/>
+      <w:r>
+        <w:t>textarea</w:t>
+      </w:r>
+      <w:proofErr w:type="spellEnd"/>
+      <w:r>
+        <w:t xml:space="preserve"> 는 여는 태그와 닫는 태그 사이에 값이 들어가며, input 처럼 value 속성을 쓰지 않는다는 점이 다릅니다.</w:t>
       </w:r>
     </w:p>
     <w:p>
@@ -8642,7 +11130,25 @@
           <w:sz w:val="19"/>
           <w:szCs w:val="19"/>
         </w:rPr>
-        <w:t>"이름:" 라벨을 클릭하면 이름 입력창에 커서가 간다.</w:t>
+        <w:t xml:space="preserve">"이름:" 라벨을 클릭하면 이름 </w:t>
+      </w:r>
+      <w:proofErr w:type="spellStart"/>
+      <w:r>
+        <w:rPr>
+          <w:color w:val="333333"/>
+          <w:sz w:val="19"/>
+          <w:szCs w:val="19"/>
+        </w:rPr>
+        <w:t>입력창에</w:t>
+      </w:r>
+      <w:proofErr w:type="spellEnd"/>
+      <w:r>
+        <w:rPr>
+          <w:color w:val="333333"/>
+          <w:sz w:val="19"/>
+          <w:szCs w:val="19"/>
+        </w:rPr>
+        <w:t xml:space="preserve"> 커서가 간다.</w:t>
       </w:r>
     </w:p>
     <w:p>
@@ -9189,7 +11695,25 @@
           <w:sz w:val="17"/>
           <w:szCs w:val="17"/>
         </w:rPr>
-        <w:t>&lt;form id="studentForm"&gt;...&lt;/form&gt; &lt;-- id 는 문서에 단 하나만</w:t>
+        <w:t>&lt;form id="</w:t>
+      </w:r>
+      <w:proofErr w:type="spellStart"/>
+      <w:r>
+        <w:rPr>
+          <w:rFonts w:ascii="Consolas" w:eastAsia="Consolas" w:hAnsi="Consolas" w:cs="Consolas"/>
+          <w:sz w:val="17"/>
+          <w:szCs w:val="17"/>
+        </w:rPr>
+        <w:t>studentForm</w:t>
+      </w:r>
+      <w:proofErr w:type="spellEnd"/>
+      <w:r>
+        <w:rPr>
+          <w:rFonts w:ascii="Consolas" w:eastAsia="Consolas" w:hAnsi="Consolas" w:cs="Consolas"/>
+          <w:sz w:val="17"/>
+          <w:szCs w:val="17"/>
+        </w:rPr>
+        <w:t>"&gt;...&lt;/form&gt; &lt;-- id 는 문서에 단 하나만</w:t>
       </w:r>
     </w:p>
     <w:tbl>
@@ -9393,8 +11917,17 @@
                 <w:sz w:val="18"/>
                 <w:szCs w:val="18"/>
               </w:rPr>
-              <w:t>CSS 선택자</w:t>
-            </w:r>
+              <w:t xml:space="preserve">CSS </w:t>
+            </w:r>
+            <w:proofErr w:type="spellStart"/>
+            <w:r>
+              <w:rPr>
+                <w:sz w:val="18"/>
+                <w:szCs w:val="18"/>
+              </w:rPr>
+              <w:t>선택자</w:t>
+            </w:r>
+            <w:proofErr w:type="spellEnd"/>
           </w:p>
         </w:tc>
         <w:tc>
@@ -9412,12 +11945,21 @@
             <w:pPr>
               <w:spacing w:line="260" w:lineRule="auto"/>
             </w:pPr>
-            <w:r>
-              <w:rPr>
-                <w:sz w:val="18"/>
-                <w:szCs w:val="18"/>
-              </w:rPr>
-              <w:t>.card 처럼 점(.)으로 시작</w:t>
+            <w:proofErr w:type="gramStart"/>
+            <w:r>
+              <w:rPr>
+                <w:sz w:val="18"/>
+                <w:szCs w:val="18"/>
+              </w:rPr>
+              <w:t>.card</w:t>
+            </w:r>
+            <w:proofErr w:type="gramEnd"/>
+            <w:r>
+              <w:rPr>
+                <w:sz w:val="18"/>
+                <w:szCs w:val="18"/>
+              </w:rPr>
+              <w:t xml:space="preserve"> 처럼 점(.)으로 시작</w:t>
             </w:r>
           </w:p>
         </w:tc>
@@ -9441,7 +11983,39 @@
                 <w:sz w:val="18"/>
                 <w:szCs w:val="18"/>
               </w:rPr>
-              <w:t>#studentForm 처럼 샵(#)으로 시작</w:t>
+              <w:t>#</w:t>
+            </w:r>
+            <w:proofErr w:type="spellStart"/>
+            <w:r>
+              <w:rPr>
+                <w:sz w:val="18"/>
+                <w:szCs w:val="18"/>
+              </w:rPr>
+              <w:t>studentForm</w:t>
+            </w:r>
+            <w:proofErr w:type="spellEnd"/>
+            <w:r>
+              <w:rPr>
+                <w:sz w:val="18"/>
+                <w:szCs w:val="18"/>
+              </w:rPr>
+              <w:t xml:space="preserve"> </w:t>
+            </w:r>
+            <w:proofErr w:type="spellStart"/>
+            <w:r>
+              <w:rPr>
+                <w:sz w:val="18"/>
+                <w:szCs w:val="18"/>
+              </w:rPr>
+              <w:t>처럼</w:t>
+            </w:r>
+            <w:proofErr w:type="spellEnd"/>
+            <w:r>
+              <w:rPr>
+                <w:sz w:val="18"/>
+                <w:szCs w:val="18"/>
+              </w:rPr>
+              <w:t xml:space="preserve"> 샵(#)으로 시작</w:t>
             </w:r>
           </w:p>
         </w:tc>
@@ -9554,7 +12128,43 @@
           <w:sz w:val="19"/>
           <w:szCs w:val="19"/>
         </w:rPr>
-        <w:t>본 교재 2부에서 카드 세 개가 모두 class="card" 를 쓰는 것과, 3부에서 폼에 id="studentForm" 을 하나만 붙이는 것이 각각의 전형적인 사용 예입니다. 같은 id 를 두 곳에 쓰면 getElementById 는 첫 번째 것만 찾아내고, 두 번째 요소는 영원히 잡히지 않습니다.</w:t>
+        <w:t>본 교재 2부에서 카드 세 개가 모두 class="card" 를 쓰는 것과, 3부에서 폼에 id="</w:t>
+      </w:r>
+      <w:proofErr w:type="spellStart"/>
+      <w:r>
+        <w:rPr>
+          <w:color w:val="333333"/>
+          <w:sz w:val="19"/>
+          <w:szCs w:val="19"/>
+        </w:rPr>
+        <w:t>studentForm</w:t>
+      </w:r>
+      <w:proofErr w:type="spellEnd"/>
+      <w:r>
+        <w:rPr>
+          <w:color w:val="333333"/>
+          <w:sz w:val="19"/>
+          <w:szCs w:val="19"/>
+        </w:rPr>
+        <w:t xml:space="preserve">" 을 하나만 붙이는 것이 각각의 전형적인 사용 예입니다. 같은 id 를 두 곳에 쓰면 </w:t>
+      </w:r>
+      <w:proofErr w:type="spellStart"/>
+      <w:r>
+        <w:rPr>
+          <w:color w:val="333333"/>
+          <w:sz w:val="19"/>
+          <w:szCs w:val="19"/>
+        </w:rPr>
+        <w:t>getElementById</w:t>
+      </w:r>
+      <w:proofErr w:type="spellEnd"/>
+      <w:r>
+        <w:rPr>
+          <w:color w:val="333333"/>
+          <w:sz w:val="19"/>
+          <w:szCs w:val="19"/>
+        </w:rPr>
+        <w:t xml:space="preserve"> 는 첫 번째 것만 찾아내고, 두 번째 요소는 영원히 잡히지 않습니다.</w:t>
       </w:r>
     </w:p>
     <w:p>
@@ -9607,7 +12217,25 @@
           <w:sz w:val="17"/>
           <w:szCs w:val="17"/>
         </w:rPr>
-        <w:t>class="card-image"     (O)  무엇인지를 말함</w:t>
+        <w:t>class="card-image"     (O</w:t>
+      </w:r>
+      <w:proofErr w:type="gramStart"/>
+      <w:r>
+        <w:rPr>
+          <w:rFonts w:ascii="Consolas" w:eastAsia="Consolas" w:hAnsi="Consolas" w:cs="Consolas"/>
+          <w:sz w:val="17"/>
+          <w:szCs w:val="17"/>
+        </w:rPr>
+        <w:t>)  무엇인지를</w:t>
+      </w:r>
+      <w:proofErr w:type="gramEnd"/>
+      <w:r>
+        <w:rPr>
+          <w:rFonts w:ascii="Consolas" w:eastAsia="Consolas" w:hAnsi="Consolas" w:cs="Consolas"/>
+          <w:sz w:val="17"/>
+          <w:szCs w:val="17"/>
+        </w:rPr>
+        <w:t xml:space="preserve"> 말함</w:t>
       </w:r>
     </w:p>
     <w:p>
@@ -9625,7 +12253,25 @@
           <w:sz w:val="17"/>
           <w:szCs w:val="17"/>
         </w:rPr>
-        <w:t>class="blue-box"       (△)  색을 바꾸면 이름이 거짓말이 됨</w:t>
+        <w:t>class="blue-box"       (△</w:t>
+      </w:r>
+      <w:proofErr w:type="gramStart"/>
+      <w:r>
+        <w:rPr>
+          <w:rFonts w:ascii="Consolas" w:eastAsia="Consolas" w:hAnsi="Consolas" w:cs="Consolas"/>
+          <w:sz w:val="17"/>
+          <w:szCs w:val="17"/>
+        </w:rPr>
+        <w:t>)  색을</w:t>
+      </w:r>
+      <w:proofErr w:type="gramEnd"/>
+      <w:r>
+        <w:rPr>
+          <w:rFonts w:ascii="Consolas" w:eastAsia="Consolas" w:hAnsi="Consolas" w:cs="Consolas"/>
+          <w:sz w:val="17"/>
+          <w:szCs w:val="17"/>
+        </w:rPr>
+        <w:t xml:space="preserve"> 바꾸면 이름이 거짓말이 됨</w:t>
       </w:r>
     </w:p>
     <w:p>
@@ -9643,8 +12289,18 @@
           <w:sz w:val="17"/>
           <w:szCs w:val="17"/>
         </w:rPr>
-        <w:t>class="카드"            (X)  한글</w:t>
-      </w:r>
+        <w:t>class="카드"            (X</w:t>
+      </w:r>
+      <w:proofErr w:type="gramStart"/>
+      <w:r>
+        <w:rPr>
+          <w:rFonts w:ascii="Consolas" w:eastAsia="Consolas" w:hAnsi="Consolas" w:cs="Consolas"/>
+          <w:sz w:val="17"/>
+          <w:szCs w:val="17"/>
+        </w:rPr>
+        <w:t>)  한글</w:t>
+      </w:r>
+      <w:proofErr w:type="gramEnd"/>
     </w:p>
     <w:p>
       <w:pPr>
@@ -9661,7 +12317,25 @@
           <w:sz w:val="17"/>
           <w:szCs w:val="17"/>
         </w:rPr>
-        <w:t>class="card image"     (X)  공백은 두 개의 클래스로 해석됨</w:t>
+        <w:t>class="card image"     (X</w:t>
+      </w:r>
+      <w:proofErr w:type="gramStart"/>
+      <w:r>
+        <w:rPr>
+          <w:rFonts w:ascii="Consolas" w:eastAsia="Consolas" w:hAnsi="Consolas" w:cs="Consolas"/>
+          <w:sz w:val="17"/>
+          <w:szCs w:val="17"/>
+        </w:rPr>
+        <w:t>)  공백은</w:t>
+      </w:r>
+      <w:proofErr w:type="gramEnd"/>
+      <w:r>
+        <w:rPr>
+          <w:rFonts w:ascii="Consolas" w:eastAsia="Consolas" w:hAnsi="Consolas" w:cs="Consolas"/>
+          <w:sz w:val="17"/>
+          <w:szCs w:val="17"/>
+        </w:rPr>
+        <w:t xml:space="preserve"> 두 개의 클래스로 해석됨</w:t>
       </w:r>
     </w:p>
     <w:p>
@@ -9689,7 +12363,43 @@
           <w:sz w:val="19"/>
           <w:szCs w:val="19"/>
         </w:rPr>
-        <w:t>CSS 를 썼는데 하나도 안 먹는다 → 선택자의 점(.)을 빠뜨렸거나 클래스 이름 철자가 다릅니다. 대소문자도 구분합니다.</w:t>
+        <w:t xml:space="preserve">CSS 를 썼는데 하나도 안 먹는다 → </w:t>
+      </w:r>
+      <w:proofErr w:type="spellStart"/>
+      <w:r>
+        <w:rPr>
+          <w:color w:val="333333"/>
+          <w:sz w:val="19"/>
+          <w:szCs w:val="19"/>
+        </w:rPr>
+        <w:t>선택자의</w:t>
+      </w:r>
+      <w:proofErr w:type="spellEnd"/>
+      <w:r>
+        <w:rPr>
+          <w:color w:val="333333"/>
+          <w:sz w:val="19"/>
+          <w:szCs w:val="19"/>
+        </w:rPr>
+        <w:t xml:space="preserve"> 점(.)을 빠뜨렸거나 클래스 이름 철자가 다릅니다. </w:t>
+      </w:r>
+      <w:proofErr w:type="spellStart"/>
+      <w:r>
+        <w:rPr>
+          <w:color w:val="333333"/>
+          <w:sz w:val="19"/>
+          <w:szCs w:val="19"/>
+        </w:rPr>
+        <w:t>대소문자도</w:t>
+      </w:r>
+      <w:proofErr w:type="spellEnd"/>
+      <w:r>
+        <w:rPr>
+          <w:color w:val="333333"/>
+          <w:sz w:val="19"/>
+          <w:szCs w:val="19"/>
+        </w:rPr>
+        <w:t xml:space="preserve"> 구분합니다.</w:t>
       </w:r>
     </w:p>
     <w:p>
@@ -9707,7 +12417,81 @@
           <w:sz w:val="19"/>
           <w:szCs w:val="19"/>
         </w:rPr>
-        <w:t>class="card image" 로 쓰고 .card image 로 선택했다 → 공백은 "두 개의 클래스"를 뜻합니다. 선택자는 .card.image 여야 합니다.</w:t>
+        <w:t xml:space="preserve">class="card image" 로 </w:t>
+      </w:r>
+      <w:proofErr w:type="gramStart"/>
+      <w:r>
+        <w:rPr>
+          <w:color w:val="333333"/>
+          <w:sz w:val="19"/>
+          <w:szCs w:val="19"/>
+        </w:rPr>
+        <w:t>쓰고 .card</w:t>
+      </w:r>
+      <w:proofErr w:type="gramEnd"/>
+      <w:r>
+        <w:rPr>
+          <w:color w:val="333333"/>
+          <w:sz w:val="19"/>
+          <w:szCs w:val="19"/>
+        </w:rPr>
+        <w:t xml:space="preserve"> image 로 선택했다 → 공백은 "두 개의 클래스"</w:t>
+      </w:r>
+      <w:proofErr w:type="spellStart"/>
+      <w:r>
+        <w:rPr>
+          <w:color w:val="333333"/>
+          <w:sz w:val="19"/>
+          <w:szCs w:val="19"/>
+        </w:rPr>
+        <w:t>를</w:t>
+      </w:r>
+      <w:proofErr w:type="spellEnd"/>
+      <w:r>
+        <w:rPr>
+          <w:color w:val="333333"/>
+          <w:sz w:val="19"/>
+          <w:szCs w:val="19"/>
+        </w:rPr>
+        <w:t xml:space="preserve"> 뜻합니다. </w:t>
+      </w:r>
+      <w:proofErr w:type="spellStart"/>
+      <w:proofErr w:type="gramStart"/>
+      <w:r>
+        <w:rPr>
+          <w:color w:val="333333"/>
+          <w:sz w:val="19"/>
+          <w:szCs w:val="19"/>
+        </w:rPr>
+        <w:t>선택자는</w:t>
+      </w:r>
+      <w:proofErr w:type="spellEnd"/>
+      <w:r>
+        <w:rPr>
+          <w:color w:val="333333"/>
+          <w:sz w:val="19"/>
+          <w:szCs w:val="19"/>
+        </w:rPr>
+        <w:t xml:space="preserve"> .</w:t>
+      </w:r>
+      <w:proofErr w:type="spellStart"/>
+      <w:r>
+        <w:rPr>
+          <w:color w:val="333333"/>
+          <w:sz w:val="19"/>
+          <w:szCs w:val="19"/>
+        </w:rPr>
+        <w:t>card.image</w:t>
+      </w:r>
+      <w:proofErr w:type="spellEnd"/>
+      <w:proofErr w:type="gramEnd"/>
+      <w:r>
+        <w:rPr>
+          <w:color w:val="333333"/>
+          <w:sz w:val="19"/>
+          <w:szCs w:val="19"/>
+        </w:rPr>
+        <w:t xml:space="preserve"> 여야 합니다.</w:t>
       </w:r>
     </w:p>
     <w:p>
@@ -9727,7 +12511,29 @@
           <w:szCs w:val="28"/>
         </w:rPr>
         <w:lastRenderedPageBreak/>
-        <w:t>8장.  시맨틱 태그와 접근성</w:t>
+        <w:t xml:space="preserve">8장.  </w:t>
+      </w:r>
+      <w:proofErr w:type="spellStart"/>
+      <w:r>
+        <w:rPr>
+          <w:b/>
+          <w:bCs/>
+          <w:color w:val="FFFFFF"/>
+          <w:sz w:val="28"/>
+          <w:szCs w:val="28"/>
+        </w:rPr>
+        <w:t>시맨틱</w:t>
+      </w:r>
+      <w:proofErr w:type="spellEnd"/>
+      <w:r>
+        <w:rPr>
+          <w:b/>
+          <w:bCs/>
+          <w:color w:val="FFFFFF"/>
+          <w:sz w:val="28"/>
+          <w:szCs w:val="28"/>
+        </w:rPr>
+        <w:t xml:space="preserve"> 태그와 접근성</w:t>
       </w:r>
     </w:p>
     <w:p>
@@ -9760,7 +12566,15 @@
         <w:spacing w:after="80"/>
       </w:pPr>
       <w:r>
-        <w:t>div 만으로도 모든 화면을 만들 수 있습니다. 하지만 그러면 코드가 div 로만 가득 차서 어디가 머리이고 어디가 본문인지 알 수 없게 됩니다. 시맨틱(semantic) 태그는 모양은 div 와 똑같지만 이름에 의미가 담긴 태그입니다.</w:t>
+        <w:t xml:space="preserve">div 만으로도 모든 화면을 만들 수 있습니다. 하지만 그러면 코드가 div 로만 가득 차서 어디가 머리이고 어디가 본문인지 알 수 없게 됩니다. </w:t>
+      </w:r>
+      <w:proofErr w:type="spellStart"/>
+      <w:r>
+        <w:t>시맨틱</w:t>
+      </w:r>
+      <w:proofErr w:type="spellEnd"/>
+      <w:r>
+        <w:t>(semantic) 태그는 모양은 div 와 똑같지만 이름에 의미가 담긴 태그입니다.</w:t>
       </w:r>
     </w:p>
     <w:tbl>
@@ -9968,6 +12782,7 @@
             <w:pPr>
               <w:spacing w:line="260" w:lineRule="auto"/>
             </w:pPr>
+            <w:proofErr w:type="spellStart"/>
             <w:r>
               <w:rPr>
                 <w:sz w:val="18"/>
@@ -9975,6 +12790,7 @@
               </w:rPr>
               <w:t>nav</w:t>
             </w:r>
+            <w:proofErr w:type="spellEnd"/>
           </w:p>
         </w:tc>
         <w:tc>
@@ -10305,8 +13121,17 @@
                 <w:sz w:val="18"/>
                 <w:szCs w:val="18"/>
               </w:rPr>
-              <w:t>곁다리 정보, 사이드바</w:t>
-            </w:r>
+              <w:t xml:space="preserve">곁다리 정보, </w:t>
+            </w:r>
+            <w:proofErr w:type="spellStart"/>
+            <w:r>
+              <w:rPr>
+                <w:sz w:val="18"/>
+                <w:szCs w:val="18"/>
+              </w:rPr>
+              <w:t>사이드바</w:t>
+            </w:r>
+            <w:proofErr w:type="spellEnd"/>
           </w:p>
         </w:tc>
         <w:tc>
@@ -10426,13 +13251,23 @@
         <w:spacing w:before="120" w:line="250" w:lineRule="auto"/>
         <w:ind w:left="180" w:right="180"/>
       </w:pPr>
-      <w:r>
-        <w:rPr>
-          <w:rFonts w:ascii="Consolas" w:eastAsia="Consolas" w:hAnsi="Consolas" w:cs="Consolas"/>
-          <w:sz w:val="17"/>
-          <w:szCs w:val="17"/>
-        </w:rPr>
-        <w:t>&lt;!-- 의미가 드러나지 않는 코드 --&gt;</w:t>
+      <w:proofErr w:type="gramStart"/>
+      <w:r>
+        <w:rPr>
+          <w:rFonts w:ascii="Consolas" w:eastAsia="Consolas" w:hAnsi="Consolas" w:cs="Consolas"/>
+          <w:sz w:val="17"/>
+          <w:szCs w:val="17"/>
+        </w:rPr>
+        <w:t>&lt;!--</w:t>
+      </w:r>
+      <w:proofErr w:type="gramEnd"/>
+      <w:r>
+        <w:rPr>
+          <w:rFonts w:ascii="Consolas" w:eastAsia="Consolas" w:hAnsi="Consolas" w:cs="Consolas"/>
+          <w:sz w:val="17"/>
+          <w:szCs w:val="17"/>
+        </w:rPr>
+        <w:t xml:space="preserve"> 의미가 드러나지 않는 코드 --&gt;</w:t>
       </w:r>
     </w:p>
     <w:p>
@@ -10490,13 +13325,23 @@
         <w:spacing w:line="250" w:lineRule="auto"/>
         <w:ind w:left="180" w:right="180"/>
       </w:pPr>
-      <w:r>
-        <w:rPr>
-          <w:rFonts w:ascii="Consolas" w:eastAsia="Consolas" w:hAnsi="Consolas" w:cs="Consolas"/>
-          <w:sz w:val="17"/>
-          <w:szCs w:val="17"/>
-        </w:rPr>
-        <w:t>&lt;!-- 같은 화면, 의미가 드러나는 코드 --&gt;</w:t>
+      <w:proofErr w:type="gramStart"/>
+      <w:r>
+        <w:rPr>
+          <w:rFonts w:ascii="Consolas" w:eastAsia="Consolas" w:hAnsi="Consolas" w:cs="Consolas"/>
+          <w:sz w:val="17"/>
+          <w:szCs w:val="17"/>
+        </w:rPr>
+        <w:t>&lt;!--</w:t>
+      </w:r>
+      <w:proofErr w:type="gramEnd"/>
+      <w:r>
+        <w:rPr>
+          <w:rFonts w:ascii="Consolas" w:eastAsia="Consolas" w:hAnsi="Consolas" w:cs="Consolas"/>
+          <w:sz w:val="17"/>
+          <w:szCs w:val="17"/>
+        </w:rPr>
+        <w:t xml:space="preserve"> 같은 화면, 의미가 드러나는 코드 --&gt;</w:t>
       </w:r>
     </w:p>
     <w:p>
@@ -10560,7 +13405,43 @@
           <w:sz w:val="19"/>
           <w:szCs w:val="19"/>
         </w:rPr>
-        <w:t>두 코드는 화면상 완전히 같습니다. 차이는 사람과 기계가 읽을 때 생깁니다. 검색 엔진은 main 안의 내용을 그 페이지의 본문으로 취급하고, 화면 낭독기 사용자는 nav 나 main 으로 바로 건너뛸 수 있습니다.</w:t>
+        <w:t xml:space="preserve">두 코드는 화면상 완전히 같습니다. 차이는 사람과 기계가 읽을 때 생깁니다. 검색 엔진은 main 안의 내용을 그 페이지의 본문으로 취급하고, 화면 </w:t>
+      </w:r>
+      <w:proofErr w:type="spellStart"/>
+      <w:r>
+        <w:rPr>
+          <w:color w:val="333333"/>
+          <w:sz w:val="19"/>
+          <w:szCs w:val="19"/>
+        </w:rPr>
+        <w:t>낭독기</w:t>
+      </w:r>
+      <w:proofErr w:type="spellEnd"/>
+      <w:r>
+        <w:rPr>
+          <w:color w:val="333333"/>
+          <w:sz w:val="19"/>
+          <w:szCs w:val="19"/>
+        </w:rPr>
+        <w:t xml:space="preserve"> 사용자는 </w:t>
+      </w:r>
+      <w:proofErr w:type="spellStart"/>
+      <w:r>
+        <w:rPr>
+          <w:color w:val="333333"/>
+          <w:sz w:val="19"/>
+          <w:szCs w:val="19"/>
+        </w:rPr>
+        <w:t>nav</w:t>
+      </w:r>
+      <w:proofErr w:type="spellEnd"/>
+      <w:r>
+        <w:rPr>
+          <w:color w:val="333333"/>
+          <w:sz w:val="19"/>
+          <w:szCs w:val="19"/>
+        </w:rPr>
+        <w:t xml:space="preserve"> 나 main 으로 바로 건너뛸 수 있습니다.</w:t>
       </w:r>
     </w:p>
     <w:p>
@@ -10600,7 +13481,15 @@
         <w:spacing w:after="60"/>
       </w:pPr>
       <w:r>
-        <w:t>모든 img 에 alt 를 씁니다. 장식용이라 읽을 필요가 없다면 alt="" 로 비워 둡니다.</w:t>
+        <w:t xml:space="preserve">모든 </w:t>
+      </w:r>
+      <w:proofErr w:type="spellStart"/>
+      <w:r>
+        <w:t>img</w:t>
+      </w:r>
+      <w:proofErr w:type="spellEnd"/>
+      <w:r>
+        <w:t xml:space="preserve"> 에 alt 를 씁니다. 장식용이라 읽을 필요가 없다면 alt="" 로 비워 둡니다.</w:t>
       </w:r>
     </w:p>
     <w:p>
@@ -10626,7 +13515,31 @@
         <w:spacing w:after="60"/>
       </w:pPr>
       <w:r>
-        <w:t>html 태그에 lang="ko" 를 씁니다.</w:t>
+        <w:t xml:space="preserve">html 태그에 </w:t>
+      </w:r>
+      <w:proofErr w:type="spellStart"/>
+      <w:r>
+        <w:t>lang</w:t>
+      </w:r>
+      <w:proofErr w:type="spellEnd"/>
+      <w:r>
+        <w:t>="</w:t>
+      </w:r>
+      <w:proofErr w:type="spellStart"/>
+      <w:r>
+        <w:t>ko</w:t>
+      </w:r>
+      <w:proofErr w:type="spellEnd"/>
+      <w:r>
+        <w:t xml:space="preserve">" </w:t>
+      </w:r>
+      <w:proofErr w:type="spellStart"/>
+      <w:r>
+        <w:t>를</w:t>
+      </w:r>
+      <w:proofErr w:type="spellEnd"/>
+      <w:r>
+        <w:t xml:space="preserve"> 씁니다.</w:t>
       </w:r>
     </w:p>
     <w:p>
@@ -10706,7 +13619,43 @@
           <w:sz w:val="19"/>
           <w:szCs w:val="19"/>
         </w:rPr>
-        <w:t>이미지의 src 를 일부러 틀리게 바꾸면 alt 글자가 대신 나타난다.</w:t>
+        <w:t xml:space="preserve">이미지의 </w:t>
+      </w:r>
+      <w:proofErr w:type="spellStart"/>
+      <w:r>
+        <w:rPr>
+          <w:color w:val="333333"/>
+          <w:sz w:val="19"/>
+          <w:szCs w:val="19"/>
+        </w:rPr>
+        <w:t>src</w:t>
+      </w:r>
+      <w:proofErr w:type="spellEnd"/>
+      <w:r>
+        <w:rPr>
+          <w:color w:val="333333"/>
+          <w:sz w:val="19"/>
+          <w:szCs w:val="19"/>
+        </w:rPr>
+        <w:t xml:space="preserve"> </w:t>
+      </w:r>
+      <w:proofErr w:type="spellStart"/>
+      <w:r>
+        <w:rPr>
+          <w:color w:val="333333"/>
+          <w:sz w:val="19"/>
+          <w:szCs w:val="19"/>
+        </w:rPr>
+        <w:t>를</w:t>
+      </w:r>
+      <w:proofErr w:type="spellEnd"/>
+      <w:r>
+        <w:rPr>
+          <w:color w:val="333333"/>
+          <w:sz w:val="19"/>
+          <w:szCs w:val="19"/>
+        </w:rPr>
+        <w:t xml:space="preserve"> 일부러 틀리게 바꾸면 alt 글자가 대신 나타난다.</w:t>
       </w:r>
     </w:p>
     <w:p>
@@ -10857,12 +13806,21 @@
             <w:pPr>
               <w:spacing w:line="260" w:lineRule="auto"/>
             </w:pPr>
-            <w:r>
-              <w:rPr>
-                <w:sz w:val="18"/>
-                <w:szCs w:val="18"/>
-              </w:rPr>
-              <w:t>한글이 ??? 로 보임</w:t>
+            <w:proofErr w:type="gramStart"/>
+            <w:r>
+              <w:rPr>
+                <w:sz w:val="18"/>
+                <w:szCs w:val="18"/>
+              </w:rPr>
+              <w:t>한글이 ?</w:t>
+            </w:r>
+            <w:proofErr w:type="gramEnd"/>
+            <w:r>
+              <w:rPr>
+                <w:sz w:val="18"/>
+                <w:szCs w:val="18"/>
+              </w:rPr>
+              <w:t>?? 로 보임</w:t>
             </w:r>
           </w:p>
         </w:tc>
@@ -10881,13 +13839,31 @@
             <w:pPr>
               <w:spacing w:line="260" w:lineRule="auto"/>
             </w:pPr>
-            <w:r>
-              <w:rPr>
-                <w:sz w:val="18"/>
-                <w:szCs w:val="18"/>
-              </w:rPr>
-              <w:t>인코딩 미지정</w:t>
-            </w:r>
+            <w:proofErr w:type="spellStart"/>
+            <w:r>
+              <w:rPr>
+                <w:sz w:val="18"/>
+                <w:szCs w:val="18"/>
+              </w:rPr>
+              <w:t>인코딩</w:t>
+            </w:r>
+            <w:proofErr w:type="spellEnd"/>
+            <w:r>
+              <w:rPr>
+                <w:sz w:val="18"/>
+                <w:szCs w:val="18"/>
+              </w:rPr>
+              <w:t xml:space="preserve"> </w:t>
+            </w:r>
+            <w:proofErr w:type="spellStart"/>
+            <w:r>
+              <w:rPr>
+                <w:sz w:val="18"/>
+                <w:szCs w:val="18"/>
+              </w:rPr>
+              <w:t>미지정</w:t>
+            </w:r>
+            <w:proofErr w:type="spellEnd"/>
           </w:p>
         </w:tc>
         <w:tc>
@@ -10982,12 +13958,21 @@
             <w:pPr>
               <w:spacing w:line="260" w:lineRule="auto"/>
             </w:pPr>
-            <w:r>
-              <w:rPr>
-                <w:sz w:val="18"/>
-                <w:szCs w:val="18"/>
-              </w:rPr>
-              <w:t>href 경로와 파일명 확인 (Network 탭 404)</w:t>
+            <w:proofErr w:type="spellStart"/>
+            <w:r>
+              <w:rPr>
+                <w:sz w:val="18"/>
+                <w:szCs w:val="18"/>
+              </w:rPr>
+              <w:t>href</w:t>
+            </w:r>
+            <w:proofErr w:type="spellEnd"/>
+            <w:r>
+              <w:rPr>
+                <w:sz w:val="18"/>
+                <w:szCs w:val="18"/>
+              </w:rPr>
+              <w:t xml:space="preserve"> 경로와 파일명 확인 (Network 탭 404)</w:t>
             </w:r>
           </w:p>
         </w:tc>
@@ -11497,12 +14482,21 @@
             <w:pPr>
               <w:spacing w:line="260" w:lineRule="auto"/>
             </w:pPr>
-            <w:r>
-              <w:rPr>
-                <w:sz w:val="18"/>
-                <w:szCs w:val="18"/>
-              </w:rPr>
-              <w:t>src 경로 오류</w:t>
+            <w:proofErr w:type="spellStart"/>
+            <w:r>
+              <w:rPr>
+                <w:sz w:val="18"/>
+                <w:szCs w:val="18"/>
+              </w:rPr>
+              <w:t>src</w:t>
+            </w:r>
+            <w:proofErr w:type="spellEnd"/>
+            <w:r>
+              <w:rPr>
+                <w:sz w:val="18"/>
+                <w:szCs w:val="18"/>
+              </w:rPr>
+              <w:t xml:space="preserve"> 경로 오류</w:t>
             </w:r>
           </w:p>
         </w:tc>
@@ -11639,7 +14633,31 @@
         <w:spacing w:after="80"/>
       </w:pPr>
       <w:r>
-        <w:t>HTML 로 뼈대를 세웠다면 다음은 그 뼈대에 옷을 입힐 차례입니다. 「CSS 기초」(02_CSS_기초.docx)로 이어서 읽으세요. 3부에 들어가기 전에는 「JavaScript 기초」(03_JavaScript_기초.docx)를 읽으면 됩니다.</w:t>
+        <w:t>HTML 로 뼈대를 세웠다면 다음은 그 뼈대에 옷을 입힐 차례입니다. 「CSS 기초」(02_CSS_기초.</w:t>
+      </w:r>
+      <w:proofErr w:type="spellStart"/>
+      <w:r>
+        <w:t>docx</w:t>
+      </w:r>
+      <w:proofErr w:type="spellEnd"/>
+      <w:r>
+        <w:t>)로 이어서 읽으세요. 3부에 들어가기 전에는 「JavaScript 기초」(03_JavaScript_기초.</w:t>
+      </w:r>
+      <w:proofErr w:type="spellStart"/>
+      <w:r>
+        <w:t>docx</w:t>
+      </w:r>
+      <w:proofErr w:type="spellEnd"/>
+      <w:r>
+        <w:t>)</w:t>
+      </w:r>
+      <w:proofErr w:type="spellStart"/>
+      <w:r>
+        <w:t>를</w:t>
+      </w:r>
+      <w:proofErr w:type="spellEnd"/>
+      <w:r>
+        <w:t xml:space="preserve"> 읽으면 됩니다.</w:t>
       </w:r>
     </w:p>
     <w:p>
@@ -11719,8 +14737,18 @@
         <w:sz w:val="16"/>
         <w:szCs w:val="16"/>
       </w:rPr>
-      <w:t xml:space="preserve">HTML 기초 · 단계별 실습 교재 부속 자료   </w:t>
+      <w:t xml:space="preserve">HTML 기초 · 단계별 실습 교재 부속 </w:t>
     </w:r>
+    <w:proofErr w:type="gramStart"/>
+    <w:r>
+      <w:rPr>
+        <w:color w:val="999999"/>
+        <w:sz w:val="16"/>
+        <w:szCs w:val="16"/>
+      </w:rPr>
+      <w:t xml:space="preserve">자료   </w:t>
+    </w:r>
+    <w:proofErr w:type="gramEnd"/>
     <w:r>
       <w:rPr>
         <w:color w:val="999999"/>
@@ -11752,7 +14780,7 @@
         <w:sz w:val="16"/>
         <w:szCs w:val="16"/>
       </w:rPr>
-      <w:t>19</w:t>
+      <w:t>2</w:t>
     </w:r>
     <w:r>
       <w:rPr>
@@ -11801,7 +14829,6 @@
         <w:docPartUnique/>
       </w:docPartObj>
     </w:sdtPr>
-    <w:sdtEndPr/>
     <w:sdtContent>
       <w:p>
         <w:pPr>
@@ -11822,7 +14849,7 @@
             <w:noProof/>
             <w:lang w:val="ko-KR"/>
           </w:rPr>
-          <w:t>19</w:t>
+          <w:t>2</w:t>
         </w:r>
         <w:r>
           <w:fldChar w:fldCharType="end"/>
@@ -12825,7 +15852,7 @@
 </file>
 
 <file path=customXml/itemProps1.xml><?xml version="1.0" encoding="utf-8"?>
-<ds:datastoreItem xmlns:ds="http://schemas.openxmlformats.org/officeDocument/2006/customXml" ds:itemID="{CC6D98D8-6813-4747-B9EB-6BFE48D0DED0}">
+<ds:datastoreItem xmlns:ds="http://schemas.openxmlformats.org/officeDocument/2006/customXml" ds:itemID="{92B7EA5E-F8C0-4E2B-A568-DDEEFA6E0046}">
   <ds:schemaRefs>
     <ds:schemaRef ds:uri="http://schemas.openxmlformats.org/officeDocument/2006/bibliography"/>
   </ds:schemaRefs>
